--- a/Report_group47.docx
+++ b/Report_group47.docx
@@ -1,6 +1,6 @@
 
 <file path=word/document.xml><?xml version="1.0" encoding="utf-8"?>
-<w:document xmlns:wpc="http://schemas.microsoft.com/office/word/2010/wordprocessingCanvas" xmlns:cx="http://schemas.microsoft.com/office/drawing/2014/chartex" xmlns:cx1="http://schemas.microsoft.com/office/drawing/2015/9/8/chartex" xmlns:cx2="http://schemas.microsoft.com/office/drawing/2015/10/21/chartex" xmlns:cx3="http://schemas.microsoft.com/office/drawing/2016/5/9/chartex" xmlns:cx4="http://schemas.microsoft.com/office/drawing/2016/5/10/chartex" xmlns:cx5="http://schemas.microsoft.com/office/drawing/2016/5/11/chartex" xmlns:cx6="http://schemas.microsoft.com/office/drawing/2016/5/12/chartex" xmlns:cx7="http://schemas.microsoft.com/office/drawing/2016/5/13/chartex" xmlns:cx8="http://schemas.microsoft.com/office/drawing/2016/5/14/chartex" xmlns:mc="http://schemas.openxmlformats.org/markup-compatibility/2006" xmlns:aink="http://schemas.microsoft.com/office/drawing/2016/ink" xmlns:am3d="http://schemas.microsoft.com/office/drawing/2017/model3d" xmlns:o="urn:schemas-microsoft-com:office:office" xmlns:oel="http://schemas.microsoft.com/office/2019/extlst" xmlns:r="http://schemas.openxmlformats.org/officeDocument/2006/relationships" xmlns:m="http://schemas.openxmlformats.org/officeDocument/2006/math" xmlns:v="urn:schemas-microsoft-com:vml" xmlns:wp14="http://schemas.microsoft.com/office/word/2010/wordprocessingDrawing" xmlns:wp="http://schemas.openxmlformats.org/drawingml/2006/wordprocessingDrawing" xmlns:w10="urn:schemas-microsoft-com:office:word" xmlns:w="http://schemas.openxmlformats.org/wordprocessingml/2006/main" xmlns:w14="http://schemas.microsoft.com/office/word/2010/wordml" xmlns:w15="http://schemas.microsoft.com/office/word/2012/wordml" xmlns:w16cex="http://schemas.microsoft.com/office/word/2018/wordml/cex" xmlns:w16cid="http://schemas.microsoft.com/office/word/2016/wordml/cid" xmlns:w16="http://schemas.microsoft.com/office/word/2018/wordml" xmlns:w16du="http://schemas.microsoft.com/office/word/2023/wordml/word16du" xmlns:w16sdtdh="http://schemas.microsoft.com/office/word/2020/wordml/sdtdatahash" xmlns:w16sdtfl="http://schemas.microsoft.com/office/word/2024/wordml/sdtformatlock" xmlns:w16se="http://schemas.microsoft.com/office/word/2015/wordml/symex" xmlns:wpg="http://schemas.microsoft.com/office/word/2010/wordprocessingGroup" xmlns:wpi="http://schemas.microsoft.com/office/word/2010/wordprocessingInk" xmlns:wne="http://schemas.microsoft.com/office/word/2006/wordml" xmlns:wps="http://schemas.microsoft.com/office/word/2010/wordprocessingShape" mc:Ignorable="w14 w15 w16se w16cid w16 w16cex w16sdtdh w16sdtfl w16du wp14">
+<w:document xmlns:wpc="http://schemas.microsoft.com/office/word/2010/wordprocessingCanvas" xmlns:cx="http://schemas.microsoft.com/office/drawing/2014/chartex" xmlns:cx1="http://schemas.microsoft.com/office/drawing/2015/9/8/chartex" xmlns:cx2="http://schemas.microsoft.com/office/drawing/2015/10/21/chartex" xmlns:cx3="http://schemas.microsoft.com/office/drawing/2016/5/9/chartex" xmlns:cx4="http://schemas.microsoft.com/office/drawing/2016/5/10/chartex" xmlns:cx5="http://schemas.microsoft.com/office/drawing/2016/5/11/chartex" xmlns:cx6="http://schemas.microsoft.com/office/drawing/2016/5/12/chartex" xmlns:cx7="http://schemas.microsoft.com/office/drawing/2016/5/13/chartex" xmlns:cx8="http://schemas.microsoft.com/office/drawing/2016/5/14/chartex" xmlns:mc="http://schemas.openxmlformats.org/markup-compatibility/2006" xmlns:aink="http://schemas.microsoft.com/office/drawing/2016/ink" xmlns:am3d="http://schemas.microsoft.com/office/drawing/2017/model3d" xmlns:o="urn:schemas-microsoft-com:office:office" xmlns:oel="http://schemas.microsoft.com/office/2019/extlst" xmlns:r="http://schemas.openxmlformats.org/officeDocument/2006/relationships" xmlns:m="http://schemas.openxmlformats.org/officeDocument/2006/math" xmlns:v="urn:schemas-microsoft-com:vml" xmlns:wp14="http://schemas.microsoft.com/office/word/2010/wordprocessingDrawing" xmlns:wp="http://schemas.openxmlformats.org/drawingml/2006/wordprocessingDrawing" xmlns:w10="urn:schemas-microsoft-com:office:word" xmlns:w="http://schemas.openxmlformats.org/wordprocessingml/2006/main" xmlns:w14="http://schemas.microsoft.com/office/word/2010/wordml" xmlns:w15="http://schemas.microsoft.com/office/word/2012/wordml" xmlns:w16cex="http://schemas.microsoft.com/office/word/2018/wordml/cex" xmlns:w16cid="http://schemas.microsoft.com/office/word/2016/wordml/cid" xmlns:w16="http://schemas.microsoft.com/office/word/2018/wordml" xmlns:w16sdtdh="http://schemas.microsoft.com/office/word/2020/wordml/sdtdatahash" xmlns:w16se="http://schemas.microsoft.com/office/word/2015/wordml/symex" xmlns:wpg="http://schemas.microsoft.com/office/word/2010/wordprocessingGroup" xmlns:wpi="http://schemas.microsoft.com/office/word/2010/wordprocessingInk" xmlns:wne="http://schemas.microsoft.com/office/word/2006/wordml" xmlns:wps="http://schemas.microsoft.com/office/word/2010/wordprocessingShape" mc:Ignorable="w14 w15 w16se w16cid w16 w16cex w16sdtdh wp14">
   <w:body>
     <w:p>
       <w:pPr>
@@ -8,23 +8,31 @@
         <w:jc w:val="center"/>
         <w:rPr>
           <w:rFonts w:ascii="Times New Roman" w:hAnsi="Times New Roman" w:cs="Times New Roman"/>
-        </w:rPr>
-      </w:pPr>
-      <w:r>
-        <w:rPr>
-          <w:rFonts w:ascii="Times New Roman" w:hAnsi="Times New Roman" w:cs="Times New Roman"/>
+          <w:sz w:val="24"/>
+          <w:szCs w:val="24"/>
+        </w:rPr>
+      </w:pPr>
+      <w:r>
+        <w:rPr>
+          <w:rFonts w:ascii="Times New Roman" w:hAnsi="Times New Roman" w:cs="Times New Roman"/>
+          <w:sz w:val="24"/>
+          <w:szCs w:val="24"/>
         </w:rPr>
         <w:t xml:space="preserve">EBU6304 Software Engineering </w:t>
       </w:r>
       <w:r>
         <w:rPr>
           <w:rFonts w:ascii="Times New Roman" w:hAnsi="Times New Roman" w:cs="Times New Roman"/>
+          <w:sz w:val="24"/>
+          <w:szCs w:val="24"/>
         </w:rPr>
         <w:t>G</w:t>
       </w:r>
       <w:r>
         <w:rPr>
           <w:rFonts w:ascii="Times New Roman" w:hAnsi="Times New Roman" w:cs="Times New Roman"/>
+          <w:sz w:val="24"/>
+          <w:szCs w:val="24"/>
         </w:rPr>
         <w:t>roup Project</w:t>
       </w:r>
@@ -35,29 +43,39 @@
         <w:jc w:val="center"/>
         <w:rPr>
           <w:rFonts w:ascii="Times New Roman" w:hAnsi="Times New Roman" w:cs="Times New Roman"/>
-        </w:rPr>
-      </w:pPr>
-      <w:r>
-        <w:rPr>
-          <w:rFonts w:ascii="Times New Roman" w:hAnsi="Times New Roman" w:cs="Times New Roman"/>
+          <w:sz w:val="24"/>
+          <w:szCs w:val="24"/>
+        </w:rPr>
+      </w:pPr>
+      <w:r>
+        <w:rPr>
+          <w:rFonts w:ascii="Times New Roman" w:hAnsi="Times New Roman" w:cs="Times New Roman"/>
+          <w:sz w:val="24"/>
+          <w:szCs w:val="24"/>
         </w:rPr>
         <w:t>202</w:t>
       </w:r>
       <w:r>
         <w:rPr>
           <w:rFonts w:ascii="Times New Roman" w:hAnsi="Times New Roman" w:cs="Times New Roman"/>
+          <w:sz w:val="24"/>
+          <w:szCs w:val="24"/>
         </w:rPr>
         <w:t>5</w:t>
       </w:r>
       <w:r>
         <w:rPr>
           <w:rFonts w:ascii="Times New Roman" w:hAnsi="Times New Roman" w:cs="Times New Roman"/>
+          <w:sz w:val="24"/>
+          <w:szCs w:val="24"/>
         </w:rPr>
         <w:t>-2</w:t>
       </w:r>
       <w:r>
         <w:rPr>
           <w:rFonts w:ascii="Times New Roman" w:hAnsi="Times New Roman" w:cs="Times New Roman"/>
+          <w:sz w:val="24"/>
+          <w:szCs w:val="24"/>
         </w:rPr>
         <w:t>6</w:t>
       </w:r>
@@ -171,11 +189,19 @@
               </w:rPr>
               <w:t xml:space="preserve"> </w:t>
             </w:r>
-            <w:r>
-              <w:rPr>
-                <w:rFonts w:ascii="Times New Roman" w:hAnsi="Times New Roman" w:cs="Times New Roman"/>
-              </w:rPr>
-              <w:t>Yulin He</w:t>
+            <w:proofErr w:type="spellStart"/>
+            <w:r>
+              <w:rPr>
+                <w:rFonts w:ascii="Times New Roman" w:hAnsi="Times New Roman" w:cs="Times New Roman"/>
+              </w:rPr>
+              <w:t>Yulin</w:t>
+            </w:r>
+            <w:proofErr w:type="spellEnd"/>
+            <w:r>
+              <w:rPr>
+                <w:rFonts w:ascii="Times New Roman" w:hAnsi="Times New Roman" w:cs="Times New Roman"/>
+              </w:rPr>
+              <w:t xml:space="preserve"> He</w:t>
             </w:r>
           </w:p>
         </w:tc>
@@ -245,11 +271,19 @@
               </w:rPr>
               <w:t xml:space="preserve"> </w:t>
             </w:r>
-            <w:r>
-              <w:rPr>
-                <w:rFonts w:ascii="Times New Roman" w:hAnsi="Times New Roman" w:cs="Times New Roman"/>
-              </w:rPr>
-              <w:t>Yiheng Huang</w:t>
+            <w:proofErr w:type="spellStart"/>
+            <w:r>
+              <w:rPr>
+                <w:rFonts w:ascii="Times New Roman" w:hAnsi="Times New Roman" w:cs="Times New Roman"/>
+              </w:rPr>
+              <w:t>Yiheng</w:t>
+            </w:r>
+            <w:proofErr w:type="spellEnd"/>
+            <w:r>
+              <w:rPr>
+                <w:rFonts w:ascii="Times New Roman" w:hAnsi="Times New Roman" w:cs="Times New Roman"/>
+              </w:rPr>
+              <w:t xml:space="preserve"> Huang</w:t>
             </w:r>
           </w:p>
         </w:tc>
@@ -393,11 +427,19 @@
               </w:rPr>
               <w:t xml:space="preserve"> </w:t>
             </w:r>
-            <w:r>
-              <w:rPr>
-                <w:rFonts w:ascii="Times New Roman" w:hAnsi="Times New Roman" w:cs="Times New Roman"/>
-              </w:rPr>
-              <w:t>Mingxuan Liu</w:t>
+            <w:proofErr w:type="spellStart"/>
+            <w:r>
+              <w:rPr>
+                <w:rFonts w:ascii="Times New Roman" w:hAnsi="Times New Roman" w:cs="Times New Roman"/>
+              </w:rPr>
+              <w:t>Mingxuan</w:t>
+            </w:r>
+            <w:proofErr w:type="spellEnd"/>
+            <w:r>
+              <w:rPr>
+                <w:rFonts w:ascii="Times New Roman" w:hAnsi="Times New Roman" w:cs="Times New Roman"/>
+              </w:rPr>
+              <w:t xml:space="preserve"> Liu</w:t>
             </w:r>
           </w:p>
         </w:tc>
@@ -541,11 +583,19 @@
               </w:rPr>
               <w:t xml:space="preserve"> </w:t>
             </w:r>
-            <w:r>
-              <w:rPr>
-                <w:rFonts w:ascii="Times New Roman" w:hAnsi="Times New Roman" w:cs="Times New Roman"/>
-              </w:rPr>
-              <w:t>Shengyu Yang</w:t>
+            <w:proofErr w:type="spellStart"/>
+            <w:r>
+              <w:rPr>
+                <w:rFonts w:ascii="Times New Roman" w:hAnsi="Times New Roman" w:cs="Times New Roman"/>
+              </w:rPr>
+              <w:t>Shengyu</w:t>
+            </w:r>
+            <w:proofErr w:type="spellEnd"/>
+            <w:r>
+              <w:rPr>
+                <w:rFonts w:ascii="Times New Roman" w:hAnsi="Times New Roman" w:cs="Times New Roman"/>
+              </w:rPr>
+              <w:t xml:space="preserve"> Yang</w:t>
             </w:r>
           </w:p>
         </w:tc>
@@ -556,17 +606,23 @@
         <w:pStyle w:val="1"/>
         <w:rPr>
           <w:rFonts w:ascii="Times New Roman" w:hAnsi="Times New Roman" w:cs="Times New Roman"/>
-        </w:rPr>
-      </w:pPr>
-      <w:r>
-        <w:rPr>
-          <w:rFonts w:ascii="Times New Roman" w:hAnsi="Times New Roman" w:cs="Times New Roman"/>
+          <w:sz w:val="24"/>
+          <w:szCs w:val="24"/>
+        </w:rPr>
+      </w:pPr>
+      <w:r>
+        <w:rPr>
+          <w:rFonts w:ascii="Times New Roman" w:hAnsi="Times New Roman" w:cs="Times New Roman"/>
+          <w:sz w:val="24"/>
+          <w:szCs w:val="24"/>
         </w:rPr>
         <w:t>First</w:t>
       </w:r>
       <w:r>
         <w:rPr>
           <w:rFonts w:ascii="Times New Roman" w:hAnsi="Times New Roman" w:cs="Times New Roman"/>
+          <w:sz w:val="24"/>
+          <w:szCs w:val="24"/>
         </w:rPr>
         <w:t xml:space="preserve"> report</w:t>
       </w:r>
@@ -581,11 +637,15 @@
         <w:ind w:left="284"/>
         <w:rPr>
           <w:rFonts w:ascii="Times New Roman" w:hAnsi="Times New Roman" w:cs="Times New Roman"/>
-        </w:rPr>
-      </w:pPr>
-      <w:r>
-        <w:rPr>
-          <w:rFonts w:ascii="Times New Roman" w:hAnsi="Times New Roman" w:cs="Times New Roman"/>
+          <w:sz w:val="24"/>
+          <w:szCs w:val="24"/>
+        </w:rPr>
+      </w:pPr>
+      <w:r>
+        <w:rPr>
+          <w:rFonts w:ascii="Times New Roman" w:hAnsi="Times New Roman" w:cs="Times New Roman"/>
+          <w:sz w:val="24"/>
+          <w:szCs w:val="24"/>
         </w:rPr>
         <w:t>Requirements</w:t>
       </w:r>
@@ -593,7 +653,7 @@
     <w:p>
       <w:pPr>
         <w:rPr>
-          <w:rFonts w:ascii="Times New Roman" w:hAnsi="Times New Roman" w:cs="Times New Roman"/>
+          <w:rFonts w:ascii="Times New Roman" w:hAnsi="Times New Roman" w:cs="Times New Roman" w:hint="eastAsia"/>
         </w:rPr>
       </w:pPr>
       <w:r>
@@ -602,6 +662,12 @@
         </w:rPr>
         <w:t>1. Introduction</w:t>
       </w:r>
+      <w:r>
+        <w:rPr>
+          <w:rFonts w:ascii="Times New Roman" w:hAnsi="Times New Roman" w:cs="Times New Roman" w:hint="eastAsia"/>
+        </w:rPr>
+        <w:t xml:space="preserve"> </w:t>
+      </w:r>
     </w:p>
     <w:p>
       <w:pPr>
@@ -717,20 +783,20 @@
         <w:rPr>
           <w:rFonts w:ascii="Times New Roman" w:hAnsi="Times New Roman" w:cs="Times New Roman"/>
         </w:rPr>
+        <w:t>Document Analysis</w:t>
+      </w:r>
+    </w:p>
+    <w:p>
+      <w:pPr>
+        <w:rPr>
+          <w:rFonts w:ascii="Times New Roman" w:hAnsi="Times New Roman" w:cs="Times New Roman"/>
+        </w:rPr>
+      </w:pPr>
+      <w:r>
+        <w:rPr>
+          <w:rFonts w:ascii="Times New Roman" w:hAnsi="Times New Roman" w:cs="Times New Roman"/>
+        </w:rPr>
         <w:lastRenderedPageBreak/>
-        <w:t>Document Analysis</w:t>
-      </w:r>
-    </w:p>
-    <w:p>
-      <w:pPr>
-        <w:rPr>
-          <w:rFonts w:ascii="Times New Roman" w:hAnsi="Times New Roman" w:cs="Times New Roman"/>
-        </w:rPr>
-      </w:pPr>
-      <w:r>
-        <w:rPr>
-          <w:rFonts w:ascii="Times New Roman" w:hAnsi="Times New Roman" w:cs="Times New Roman"/>
-        </w:rPr>
         <w:t>We analysed existing recruitment application forms, Excel recording files, and school recruitment rules to extract necessary data fields and business processes.</w:t>
       </w:r>
     </w:p>
@@ -939,7 +1005,21 @@
         <w:rPr>
           <w:rFonts w:ascii="Times New Roman" w:hAnsi="Times New Roman" w:cs="Times New Roman"/>
         </w:rPr>
-        <w:t>We adopted the MoSCoW prioritisation method to sort user stories in the product backlog:</w:t>
+        <w:t xml:space="preserve">We adopted the </w:t>
+      </w:r>
+      <w:proofErr w:type="spellStart"/>
+      <w:r>
+        <w:rPr>
+          <w:rFonts w:ascii="Times New Roman" w:hAnsi="Times New Roman" w:cs="Times New Roman"/>
+        </w:rPr>
+        <w:t>MoSCoW</w:t>
+      </w:r>
+      <w:proofErr w:type="spellEnd"/>
+      <w:r>
+        <w:rPr>
+          <w:rFonts w:ascii="Times New Roman" w:hAnsi="Times New Roman" w:cs="Times New Roman"/>
+        </w:rPr>
+        <w:t xml:space="preserve"> prioritisation method to sort user stories in the product backlog:</w:t>
       </w:r>
     </w:p>
     <w:p>
@@ -1004,20 +1084,20 @@
         <w:rPr>
           <w:rFonts w:ascii="Times New Roman" w:hAnsi="Times New Roman" w:cs="Times New Roman"/>
         </w:rPr>
+        <w:t>Priorities are determined based on user value, development feasibility, and project timeline constraints.</w:t>
+      </w:r>
+    </w:p>
+    <w:p>
+      <w:pPr>
+        <w:rPr>
+          <w:rFonts w:ascii="Times New Roman" w:hAnsi="Times New Roman" w:cs="Times New Roman"/>
+        </w:rPr>
+      </w:pPr>
+      <w:r>
+        <w:rPr>
+          <w:rFonts w:ascii="Times New Roman" w:hAnsi="Times New Roman" w:cs="Times New Roman"/>
+        </w:rPr>
         <w:lastRenderedPageBreak/>
-        <w:t>Priorities are determined based on user value, development feasibility, and project timeline constraints.</w:t>
-      </w:r>
-    </w:p>
-    <w:p>
-      <w:pPr>
-        <w:rPr>
-          <w:rFonts w:ascii="Times New Roman" w:hAnsi="Times New Roman" w:cs="Times New Roman"/>
-        </w:rPr>
-      </w:pPr>
-      <w:r>
-        <w:rPr>
-          <w:rFonts w:ascii="Times New Roman" w:hAnsi="Times New Roman" w:cs="Times New Roman"/>
-        </w:rPr>
         <w:t>5. Estimation Method</w:t>
       </w:r>
     </w:p>
@@ -1122,44 +1202,1426 @@
         <w:ind w:left="284"/>
         <w:rPr>
           <w:rFonts w:ascii="Times New Roman" w:hAnsi="Times New Roman" w:cs="Times New Roman"/>
-        </w:rPr>
-      </w:pPr>
-      <w:r>
-        <w:rPr>
-          <w:rFonts w:ascii="Times New Roman" w:hAnsi="Times New Roman" w:cs="Times New Roman"/>
+          <w:sz w:val="24"/>
+          <w:szCs w:val="24"/>
+        </w:rPr>
+      </w:pPr>
+      <w:r>
+        <w:rPr>
+          <w:rFonts w:ascii="Times New Roman" w:hAnsi="Times New Roman" w:cs="Times New Roman"/>
+          <w:sz w:val="24"/>
+          <w:szCs w:val="24"/>
         </w:rPr>
         <w:t>Supporting material</w:t>
       </w:r>
     </w:p>
     <w:p>
       <w:pPr>
-        <w:rPr>
-          <w:rFonts w:ascii="Times New Roman" w:hAnsi="Times New Roman" w:cs="Times New Roman"/>
-        </w:rPr>
-      </w:pPr>
-      <w:r>
-        <w:rPr>
-          <w:rFonts w:ascii="Times New Roman" w:hAnsi="Times New Roman" w:cs="Times New Roman"/>
-        </w:rPr>
-        <w:t>I</w:t>
-      </w:r>
-      <w:r>
-        <w:rPr>
-          <w:rFonts w:ascii="Times New Roman" w:hAnsi="Times New Roman" w:cs="Times New Roman"/>
-        </w:rPr>
-        <w:t xml:space="preserve">nclude supporting materials, such as interview questions, survey results, and customer feedback </w:t>
-      </w:r>
-      <w:r>
-        <w:rPr>
-          <w:rFonts w:ascii="Times New Roman" w:hAnsi="Times New Roman" w:cs="Times New Roman"/>
-        </w:rPr>
-        <w:t xml:space="preserve">etc </w:t>
-      </w:r>
-      <w:r>
-        <w:rPr>
-          <w:rFonts w:ascii="Times New Roman" w:hAnsi="Times New Roman" w:cs="Times New Roman"/>
-        </w:rPr>
-        <w:t>(if applicable).</w:t>
+        <w:spacing w:after="0" w:line="240" w:lineRule="auto"/>
+        <w:rPr>
+          <w:rFonts w:ascii="Times New Roman" w:eastAsia="宋体" w:hAnsi="Times New Roman" w:cs="Times New Roman"/>
+          <w:kern w:val="0"/>
+          <w:lang w:val="en-US"/>
+          <w14:ligatures w14:val="none"/>
+        </w:rPr>
+      </w:pPr>
+      <w:r>
+        <w:rPr>
+          <w:rFonts w:ascii="Times New Roman" w:eastAsia="宋体" w:hAnsi="Times New Roman" w:cs="Times New Roman"/>
+          <w:kern w:val="0"/>
+          <w:lang w:val="en-US"/>
+          <w14:ligatures w14:val="none"/>
+        </w:rPr>
+        <w:t>2.1 Interview Questions</w:t>
+      </w:r>
+    </w:p>
+    <w:p>
+      <w:pPr>
+        <w:spacing w:after="0" w:line="240" w:lineRule="auto"/>
+        <w:rPr>
+          <w:rFonts w:ascii="Times New Roman" w:eastAsia="宋体" w:hAnsi="Times New Roman" w:cs="Times New Roman"/>
+          <w:kern w:val="0"/>
+          <w:lang w:val="en-US"/>
+          <w14:ligatures w14:val="none"/>
+        </w:rPr>
+      </w:pPr>
+    </w:p>
+    <w:p>
+      <w:pPr>
+        <w:spacing w:after="0" w:line="240" w:lineRule="auto"/>
+        <w:rPr>
+          <w:rFonts w:ascii="Times New Roman" w:eastAsia="宋体" w:hAnsi="Times New Roman" w:cs="Times New Roman"/>
+          <w:kern w:val="0"/>
+          <w:lang w:val="en-US"/>
+          <w14:ligatures w14:val="none"/>
+        </w:rPr>
+      </w:pPr>
+      <w:r>
+        <w:rPr>
+          <w:rFonts w:ascii="Times New Roman" w:eastAsia="宋体" w:hAnsi="Times New Roman" w:cs="Times New Roman"/>
+          <w:kern w:val="0"/>
+          <w:lang w:val="en-US"/>
+          <w14:ligatures w14:val="none"/>
+        </w:rPr>
+        <w:t xml:space="preserve">2.1.1 Interview Questions for Module </w:t>
+      </w:r>
+      <w:r>
+        <w:rPr>
+          <w:rFonts w:ascii="Times New Roman" w:eastAsia="宋体" w:hAnsi="Times New Roman" w:cs="Times New Roman"/>
+          <w:kern w:val="0"/>
+          <w:lang w:val="en-US"/>
+          <w14:ligatures w14:val="none"/>
+        </w:rPr>
+        <w:t>Organizers</w:t>
+      </w:r>
+      <w:r>
+        <w:rPr>
+          <w:rFonts w:ascii="Times New Roman" w:eastAsia="宋体" w:hAnsi="Times New Roman" w:cs="Times New Roman"/>
+          <w:kern w:val="0"/>
+          <w:lang w:val="en-US"/>
+          <w14:ligatures w14:val="none"/>
+        </w:rPr>
+        <w:t xml:space="preserve"> (MOs)</w:t>
+      </w:r>
+    </w:p>
+    <w:p>
+      <w:pPr>
+        <w:spacing w:after="0" w:line="240" w:lineRule="auto"/>
+        <w:ind w:firstLine="720"/>
+        <w:rPr>
+          <w:rFonts w:ascii="Times New Roman" w:eastAsia="宋体" w:hAnsi="Times New Roman" w:cs="Times New Roman"/>
+          <w:kern w:val="0"/>
+          <w:lang w:val="en-US"/>
+          <w14:ligatures w14:val="none"/>
+        </w:rPr>
+      </w:pPr>
+      <w:r>
+        <w:rPr>
+          <w:rFonts w:ascii="Times New Roman" w:eastAsia="宋体" w:hAnsi="Times New Roman" w:cs="Times New Roman"/>
+          <w:kern w:val="0"/>
+          <w:lang w:val="en-US"/>
+          <w14:ligatures w14:val="none"/>
+        </w:rPr>
+        <w:t>1. What are the biggest pain points in the current manual/Excel-based TA recruitment process for your module?</w:t>
+      </w:r>
+    </w:p>
+    <w:p>
+      <w:pPr>
+        <w:spacing w:after="0" w:line="240" w:lineRule="auto"/>
+        <w:ind w:firstLine="720"/>
+        <w:rPr>
+          <w:rFonts w:ascii="Times New Roman" w:eastAsia="宋体" w:hAnsi="Times New Roman" w:cs="Times New Roman"/>
+          <w:kern w:val="0"/>
+          <w:lang w:val="en-US"/>
+          <w14:ligatures w14:val="none"/>
+        </w:rPr>
+      </w:pPr>
+      <w:r>
+        <w:rPr>
+          <w:rFonts w:ascii="Times New Roman" w:eastAsia="宋体" w:hAnsi="Times New Roman" w:cs="Times New Roman"/>
+          <w:kern w:val="0"/>
+          <w:lang w:val="en-US"/>
+          <w14:ligatures w14:val="none"/>
+        </w:rPr>
+        <w:t>2. What core information do you think must be included when posting a TA job vacancy?</w:t>
+      </w:r>
+    </w:p>
+    <w:p>
+      <w:pPr>
+        <w:spacing w:after="0" w:line="240" w:lineRule="auto"/>
+        <w:ind w:firstLine="720"/>
+        <w:rPr>
+          <w:rFonts w:ascii="Times New Roman" w:eastAsia="宋体" w:hAnsi="Times New Roman" w:cs="Times New Roman"/>
+          <w:kern w:val="0"/>
+          <w:lang w:val="en-US"/>
+          <w14:ligatures w14:val="none"/>
+        </w:rPr>
+      </w:pPr>
+      <w:r>
+        <w:rPr>
+          <w:rFonts w:ascii="Times New Roman" w:eastAsia="宋体" w:hAnsi="Times New Roman" w:cs="Times New Roman"/>
+          <w:kern w:val="0"/>
+          <w:lang w:val="en-US"/>
+          <w14:ligatures w14:val="none"/>
+        </w:rPr>
+        <w:t>3. What functions do you need to efficiently review TA applicants and select suitable candidates?</w:t>
+      </w:r>
+    </w:p>
+    <w:p>
+      <w:pPr>
+        <w:spacing w:after="0" w:line="240" w:lineRule="auto"/>
+        <w:ind w:firstLine="720"/>
+        <w:rPr>
+          <w:rFonts w:ascii="Times New Roman" w:eastAsia="宋体" w:hAnsi="Times New Roman" w:cs="Times New Roman"/>
+          <w:kern w:val="0"/>
+          <w:lang w:val="en-US"/>
+          <w14:ligatures w14:val="none"/>
+        </w:rPr>
+      </w:pPr>
+      <w:r>
+        <w:rPr>
+          <w:rFonts w:ascii="Times New Roman" w:eastAsia="宋体" w:hAnsi="Times New Roman" w:cs="Times New Roman"/>
+          <w:kern w:val="0"/>
+          <w:lang w:val="en-US"/>
+          <w14:ligatures w14:val="none"/>
+        </w:rPr>
+        <w:t>4. How do you expect to manage the application records of TA candidates, and what status tracking do you need?</w:t>
+      </w:r>
+    </w:p>
+    <w:p>
+      <w:pPr>
+        <w:spacing w:after="0" w:line="240" w:lineRule="auto"/>
+        <w:ind w:firstLine="720"/>
+        <w:rPr>
+          <w:rFonts w:ascii="Times New Roman" w:eastAsia="宋体" w:hAnsi="Times New Roman" w:cs="Times New Roman"/>
+          <w:kern w:val="0"/>
+          <w:lang w:val="en-US"/>
+          <w14:ligatures w14:val="none"/>
+        </w:rPr>
+      </w:pPr>
+      <w:r>
+        <w:rPr>
+          <w:rFonts w:ascii="Times New Roman" w:eastAsia="宋体" w:hAnsi="Times New Roman" w:cs="Times New Roman"/>
+          <w:kern w:val="0"/>
+          <w:lang w:val="en-US"/>
+          <w14:ligatures w14:val="none"/>
+        </w:rPr>
+        <w:t>5. Are there any requirements for the storage and management of TA applicants' CVs and personal information?</w:t>
+      </w:r>
+    </w:p>
+    <w:p>
+      <w:pPr>
+        <w:spacing w:after="0" w:line="240" w:lineRule="auto"/>
+        <w:rPr>
+          <w:rFonts w:ascii="Times New Roman" w:eastAsia="宋体" w:hAnsi="Times New Roman" w:cs="Times New Roman"/>
+          <w:kern w:val="0"/>
+          <w:lang w:val="en-US"/>
+          <w14:ligatures w14:val="none"/>
+        </w:rPr>
+      </w:pPr>
+    </w:p>
+    <w:p>
+      <w:pPr>
+        <w:spacing w:after="0" w:line="240" w:lineRule="auto"/>
+        <w:rPr>
+          <w:rFonts w:ascii="Times New Roman" w:eastAsia="宋体" w:hAnsi="Times New Roman" w:cs="Times New Roman"/>
+          <w:kern w:val="0"/>
+          <w:lang w:val="en-US"/>
+          <w14:ligatures w14:val="none"/>
+        </w:rPr>
+      </w:pPr>
+      <w:r>
+        <w:rPr>
+          <w:rFonts w:ascii="Times New Roman" w:eastAsia="宋体" w:hAnsi="Times New Roman" w:cs="Times New Roman"/>
+          <w:kern w:val="0"/>
+          <w:lang w:val="en-US"/>
+          <w14:ligatures w14:val="none"/>
+        </w:rPr>
+        <w:t>2.1.2 Interview Questions for School Administrative Staff</w:t>
+      </w:r>
+    </w:p>
+    <w:p>
+      <w:pPr>
+        <w:spacing w:after="0" w:line="240" w:lineRule="auto"/>
+        <w:ind w:firstLine="720"/>
+        <w:rPr>
+          <w:rFonts w:ascii="Times New Roman" w:eastAsia="宋体" w:hAnsi="Times New Roman" w:cs="Times New Roman"/>
+          <w:kern w:val="0"/>
+          <w:lang w:val="en-US"/>
+          <w14:ligatures w14:val="none"/>
+        </w:rPr>
+      </w:pPr>
+      <w:r>
+        <w:rPr>
+          <w:rFonts w:ascii="Times New Roman" w:eastAsia="宋体" w:hAnsi="Times New Roman" w:cs="Times New Roman"/>
+          <w:kern w:val="0"/>
+          <w:lang w:val="en-US"/>
+          <w14:ligatures w14:val="none"/>
+        </w:rPr>
+        <w:t>1. What is the core requirement for the overall management of the school's TA recruitment work and workload allocation?</w:t>
+      </w:r>
+    </w:p>
+    <w:p>
+      <w:pPr>
+        <w:spacing w:after="0" w:line="240" w:lineRule="auto"/>
+        <w:ind w:firstLine="720"/>
+        <w:rPr>
+          <w:rFonts w:ascii="Times New Roman" w:eastAsia="宋体" w:hAnsi="Times New Roman" w:cs="Times New Roman"/>
+          <w:kern w:val="0"/>
+          <w:lang w:val="en-US"/>
+          <w14:ligatures w14:val="none"/>
+        </w:rPr>
+      </w:pPr>
+      <w:r>
+        <w:rPr>
+          <w:rFonts w:ascii="Times New Roman" w:eastAsia="宋体" w:hAnsi="Times New Roman" w:cs="Times New Roman"/>
+          <w:kern w:val="0"/>
+          <w:lang w:val="en-US"/>
+          <w14:ligatures w14:val="none"/>
+        </w:rPr>
+        <w:t>2. What data indicators do you need to view to ensure the fair distribution of TA workload across the school?</w:t>
+      </w:r>
+    </w:p>
+    <w:p>
+      <w:pPr>
+        <w:spacing w:after="0" w:line="240" w:lineRule="auto"/>
+        <w:ind w:firstLine="720"/>
+        <w:rPr>
+          <w:rFonts w:ascii="Times New Roman" w:eastAsia="宋体" w:hAnsi="Times New Roman" w:cs="Times New Roman"/>
+          <w:kern w:val="0"/>
+          <w:lang w:val="en-US"/>
+          <w14:ligatures w14:val="none"/>
+        </w:rPr>
+      </w:pPr>
+      <w:r>
+        <w:rPr>
+          <w:rFonts w:ascii="Times New Roman" w:eastAsia="宋体" w:hAnsi="Times New Roman" w:cs="Times New Roman"/>
+          <w:kern w:val="0"/>
+          <w:lang w:val="en-US"/>
+          <w14:ligatures w14:val="none"/>
+        </w:rPr>
+        <w:t>3. What pain points exist in the current statistical work of TA recruitment and workload, and how do you expect the system to solve them?</w:t>
+      </w:r>
+    </w:p>
+    <w:p>
+      <w:pPr>
+        <w:spacing w:after="0" w:line="240" w:lineRule="auto"/>
+        <w:ind w:firstLine="720"/>
+        <w:rPr>
+          <w:rFonts w:ascii="Times New Roman" w:eastAsia="宋体" w:hAnsi="Times New Roman" w:cs="Times New Roman"/>
+          <w:kern w:val="0"/>
+          <w:lang w:val="en-US"/>
+          <w14:ligatures w14:val="none"/>
+        </w:rPr>
+      </w:pPr>
+      <w:r>
+        <w:rPr>
+          <w:rFonts w:ascii="Times New Roman" w:eastAsia="宋体" w:hAnsi="Times New Roman" w:cs="Times New Roman"/>
+          <w:kern w:val="0"/>
+          <w:lang w:val="en-US"/>
+          <w14:ligatures w14:val="none"/>
+        </w:rPr>
+        <w:t>4. What restrictions or specifications should the TA recruitment system follow in terms of data storage and user permission management?</w:t>
+      </w:r>
+    </w:p>
+    <w:p>
+      <w:pPr>
+        <w:pStyle w:val="a9"/>
+        <w:spacing w:after="0" w:line="240" w:lineRule="auto"/>
+        <w:rPr>
+          <w:rFonts w:ascii="Times New Roman" w:eastAsia="宋体" w:hAnsi="Times New Roman" w:cs="Times New Roman"/>
+          <w:kern w:val="0"/>
+          <w:lang w:val="en-US"/>
+          <w14:ligatures w14:val="none"/>
+        </w:rPr>
+      </w:pPr>
+    </w:p>
+    <w:p>
+      <w:pPr>
+        <w:spacing w:after="0" w:line="240" w:lineRule="auto"/>
+        <w:rPr>
+          <w:rFonts w:ascii="Times New Roman" w:eastAsia="宋体" w:hAnsi="Times New Roman" w:cs="Times New Roman"/>
+          <w:kern w:val="0"/>
+          <w:lang w:val="en-US"/>
+          <w14:ligatures w14:val="none"/>
+        </w:rPr>
+      </w:pPr>
+      <w:r>
+        <w:rPr>
+          <w:rFonts w:ascii="Times New Roman" w:eastAsia="宋体" w:hAnsi="Times New Roman" w:cs="Times New Roman"/>
+          <w:kern w:val="0"/>
+          <w:lang w:val="en-US"/>
+          <w14:ligatures w14:val="none"/>
+        </w:rPr>
+        <w:t>2.1.3 Interview Questions for Current Teaching Assistants (TAs)</w:t>
+      </w:r>
+    </w:p>
+    <w:p>
+      <w:pPr>
+        <w:spacing w:after="0" w:line="240" w:lineRule="auto"/>
+        <w:ind w:firstLine="720"/>
+        <w:rPr>
+          <w:rFonts w:ascii="Times New Roman" w:eastAsia="宋体" w:hAnsi="Times New Roman" w:cs="Times New Roman"/>
+          <w:kern w:val="0"/>
+          <w:lang w:val="en-US"/>
+          <w14:ligatures w14:val="none"/>
+        </w:rPr>
+      </w:pPr>
+      <w:r>
+        <w:rPr>
+          <w:rFonts w:ascii="Times New Roman" w:eastAsia="宋体" w:hAnsi="Times New Roman" w:cs="Times New Roman"/>
+          <w:kern w:val="0"/>
+          <w:lang w:val="en-US"/>
+          <w14:ligatures w14:val="none"/>
+        </w:rPr>
+        <w:t>1. What difficulties do you encounter in the current TA application process (e.g., form submission, job query, status tracking)?</w:t>
+      </w:r>
+    </w:p>
+    <w:p>
+      <w:pPr>
+        <w:spacing w:after="0" w:line="240" w:lineRule="auto"/>
+        <w:ind w:firstLine="720"/>
+        <w:rPr>
+          <w:rFonts w:ascii="Times New Roman" w:eastAsia="宋体" w:hAnsi="Times New Roman" w:cs="Times New Roman"/>
+          <w:kern w:val="0"/>
+          <w:lang w:val="en-US"/>
+          <w14:ligatures w14:val="none"/>
+        </w:rPr>
+      </w:pPr>
+      <w:r>
+        <w:rPr>
+          <w:rFonts w:ascii="Times New Roman" w:eastAsia="宋体" w:hAnsi="Times New Roman" w:cs="Times New Roman"/>
+          <w:kern w:val="0"/>
+          <w:lang w:val="en-US"/>
+          <w14:ligatures w14:val="none"/>
+        </w:rPr>
+        <w:t>2. What information do you hope to see in the job hall to quickly find a suitable TA position?</w:t>
+      </w:r>
+    </w:p>
+    <w:p>
+      <w:pPr>
+        <w:spacing w:after="0" w:line="240" w:lineRule="auto"/>
+        <w:ind w:firstLine="720"/>
+        <w:rPr>
+          <w:rFonts w:ascii="Times New Roman" w:eastAsia="宋体" w:hAnsi="Times New Roman" w:cs="Times New Roman"/>
+          <w:kern w:val="0"/>
+          <w:lang w:val="en-US"/>
+          <w14:ligatures w14:val="none"/>
+        </w:rPr>
+      </w:pPr>
+      <w:r>
+        <w:rPr>
+          <w:rFonts w:ascii="Times New Roman" w:eastAsia="宋体" w:hAnsi="Times New Roman" w:cs="Times New Roman"/>
+          <w:kern w:val="0"/>
+          <w:lang w:val="en-US"/>
+          <w14:ligatures w14:val="none"/>
+        </w:rPr>
+        <w:t>3. How do you expect to track the progress of your TA application, and what notification methods are acceptable?</w:t>
+      </w:r>
+    </w:p>
+    <w:p>
+      <w:pPr>
+        <w:spacing w:after="0" w:line="240" w:lineRule="auto"/>
+        <w:ind w:firstLine="720"/>
+        <w:rPr>
+          <w:rFonts w:ascii="Times New Roman" w:eastAsia="宋体" w:hAnsi="Times New Roman" w:cs="Times New Roman"/>
+          <w:kern w:val="0"/>
+          <w:lang w:val="en-US"/>
+          <w14:ligatures w14:val="none"/>
+        </w:rPr>
+      </w:pPr>
+      <w:r>
+        <w:rPr>
+          <w:rFonts w:ascii="Times New Roman" w:eastAsia="宋体" w:hAnsi="Times New Roman" w:cs="Times New Roman"/>
+          <w:kern w:val="0"/>
+          <w:lang w:val="en-US"/>
+          <w14:ligatures w14:val="none"/>
+        </w:rPr>
+        <w:t>4. What personal information and materials do you think need to be displayed in the TA profile to improve the success rate of application?</w:t>
+      </w:r>
+    </w:p>
+    <w:p>
+      <w:pPr>
+        <w:spacing w:after="0" w:line="240" w:lineRule="auto"/>
+        <w:ind w:firstLine="720"/>
+        <w:rPr>
+          <w:rFonts w:ascii="Times New Roman" w:eastAsia="宋体" w:hAnsi="Times New Roman" w:cs="Times New Roman"/>
+          <w:kern w:val="0"/>
+          <w:lang w:val="en-US"/>
+          <w14:ligatures w14:val="none"/>
+        </w:rPr>
+      </w:pPr>
+      <w:r>
+        <w:rPr>
+          <w:rFonts w:ascii="Times New Roman" w:eastAsia="宋体" w:hAnsi="Times New Roman" w:cs="Times New Roman"/>
+          <w:kern w:val="0"/>
+          <w:lang w:val="en-US"/>
+          <w14:ligatures w14:val="none"/>
+        </w:rPr>
+        <w:lastRenderedPageBreak/>
+        <w:t>5. Do you need the system to provide job recommendation functions based on your personal skills and academic performance?</w:t>
+      </w:r>
+    </w:p>
+    <w:p>
+      <w:pPr>
+        <w:pStyle w:val="a9"/>
+        <w:spacing w:after="0" w:line="240" w:lineRule="auto"/>
+        <w:rPr>
+          <w:rFonts w:ascii="Times New Roman" w:eastAsia="宋体" w:hAnsi="Times New Roman" w:cs="Times New Roman"/>
+          <w:kern w:val="0"/>
+          <w:lang w:val="en-US"/>
+          <w14:ligatures w14:val="none"/>
+        </w:rPr>
+      </w:pPr>
+    </w:p>
+    <w:p>
+      <w:pPr>
+        <w:pStyle w:val="a9"/>
+        <w:numPr>
+          <w:ilvl w:val="1"/>
+          <w:numId w:val="1"/>
+        </w:numPr>
+        <w:spacing w:after="0" w:line="240" w:lineRule="auto"/>
+        <w:rPr>
+          <w:rFonts w:ascii="Times New Roman" w:eastAsia="宋体" w:hAnsi="Times New Roman" w:cs="Times New Roman"/>
+          <w:kern w:val="0"/>
+          <w:lang w:val="en-US"/>
+          <w14:ligatures w14:val="none"/>
+        </w:rPr>
+      </w:pPr>
+      <w:r>
+        <w:rPr>
+          <w:rFonts w:ascii="Times New Roman" w:eastAsia="宋体" w:hAnsi="Times New Roman" w:cs="Times New Roman"/>
+          <w:kern w:val="0"/>
+          <w:lang w:val="en-US"/>
+          <w14:ligatures w14:val="none"/>
+        </w:rPr>
+        <w:t>Questionnaire Results</w:t>
+      </w:r>
+    </w:p>
+    <w:p>
+      <w:pPr>
+        <w:spacing w:after="0" w:line="240" w:lineRule="auto"/>
+        <w:rPr>
+          <w:rFonts w:ascii="Times New Roman" w:eastAsia="宋体" w:hAnsi="Times New Roman" w:cs="Times New Roman"/>
+          <w:kern w:val="0"/>
+          <w:lang w:val="en-US"/>
+          <w14:ligatures w14:val="none"/>
+        </w:rPr>
+      </w:pPr>
+    </w:p>
+    <w:p>
+      <w:pPr>
+        <w:spacing w:after="0" w:line="240" w:lineRule="auto"/>
+        <w:rPr>
+          <w:rFonts w:ascii="Times New Roman" w:eastAsia="宋体" w:hAnsi="Times New Roman" w:cs="Times New Roman"/>
+          <w:kern w:val="0"/>
+          <w:lang w:val="en-US"/>
+          <w14:ligatures w14:val="none"/>
+        </w:rPr>
+      </w:pPr>
+      <w:r>
+        <w:rPr>
+          <w:rFonts w:ascii="Times New Roman" w:eastAsia="宋体" w:hAnsi="Times New Roman" w:cs="Times New Roman" w:hint="eastAsia"/>
+          <w:kern w:val="0"/>
+          <w:lang w:val="en-US"/>
+          <w14:ligatures w14:val="none"/>
+        </w:rPr>
+        <w:t xml:space="preserve">2.2.1 </w:t>
+      </w:r>
+      <w:r>
+        <w:rPr>
+          <w:rFonts w:ascii="Times New Roman" w:eastAsia="宋体" w:hAnsi="Times New Roman" w:cs="Times New Roman"/>
+          <w:kern w:val="0"/>
+          <w:lang w:val="en-US"/>
+          <w14:ligatures w14:val="none"/>
+        </w:rPr>
+        <w:t>Core Survey Objectives</w:t>
+      </w:r>
+    </w:p>
+    <w:p>
+      <w:pPr>
+        <w:spacing w:after="0" w:line="240" w:lineRule="auto"/>
+        <w:ind w:left="360" w:firstLine="360"/>
+        <w:rPr>
+          <w:rFonts w:ascii="Times New Roman" w:eastAsia="宋体" w:hAnsi="Times New Roman" w:cs="Times New Roman"/>
+          <w:kern w:val="0"/>
+          <w:lang w:val="en-US"/>
+          <w14:ligatures w14:val="none"/>
+        </w:rPr>
+      </w:pPr>
+      <w:r>
+        <w:rPr>
+          <w:rFonts w:ascii="Times New Roman" w:eastAsia="宋体" w:hAnsi="Times New Roman" w:cs="Times New Roman"/>
+          <w:kern w:val="0"/>
+          <w:lang w:val="en-US"/>
+          <w14:ligatures w14:val="none"/>
+        </w:rPr>
+        <w:t>1. Collect the needs of students for TA profile creation, CV upload, and personal information management.</w:t>
+      </w:r>
+    </w:p>
+    <w:p>
+      <w:pPr>
+        <w:spacing w:after="0" w:line="240" w:lineRule="auto"/>
+        <w:ind w:firstLine="720"/>
+        <w:rPr>
+          <w:rFonts w:ascii="Times New Roman" w:eastAsia="宋体" w:hAnsi="Times New Roman" w:cs="Times New Roman"/>
+          <w:kern w:val="0"/>
+          <w:lang w:val="en-US"/>
+          <w14:ligatures w14:val="none"/>
+        </w:rPr>
+      </w:pPr>
+      <w:r>
+        <w:rPr>
+          <w:rFonts w:ascii="Times New Roman" w:eastAsia="宋体" w:hAnsi="Times New Roman" w:cs="Times New Roman"/>
+          <w:kern w:val="0"/>
+          <w:lang w:val="en-US"/>
+          <w14:ligatures w14:val="none"/>
+        </w:rPr>
+        <w:t>2. Understand students' expectations for the job hall's display content, browsing mode, and application operation.</w:t>
+      </w:r>
+    </w:p>
+    <w:p>
+      <w:pPr>
+        <w:pStyle w:val="a9"/>
+        <w:spacing w:after="0" w:line="240" w:lineRule="auto"/>
+        <w:ind w:left="0" w:firstLine="720"/>
+        <w:rPr>
+          <w:rFonts w:ascii="Times New Roman" w:eastAsia="宋体" w:hAnsi="Times New Roman" w:cs="Times New Roman"/>
+          <w:kern w:val="0"/>
+          <w:lang w:val="en-US"/>
+          <w14:ligatures w14:val="none"/>
+        </w:rPr>
+      </w:pPr>
+      <w:r>
+        <w:rPr>
+          <w:rFonts w:ascii="Times New Roman" w:eastAsia="宋体" w:hAnsi="Times New Roman" w:cs="Times New Roman"/>
+          <w:kern w:val="0"/>
+          <w:lang w:val="en-US"/>
+          <w14:ligatures w14:val="none"/>
+        </w:rPr>
+        <w:t>3. Investigate the demand for application status tracking, job recommendation, and other extended functions.</w:t>
+      </w:r>
+    </w:p>
+    <w:p>
+      <w:pPr>
+        <w:spacing w:after="0" w:line="240" w:lineRule="auto"/>
+        <w:ind w:firstLine="360"/>
+        <w:rPr>
+          <w:rFonts w:ascii="Times New Roman" w:eastAsia="宋体" w:hAnsi="Times New Roman" w:cs="Times New Roman"/>
+          <w:kern w:val="0"/>
+          <w:lang w:val="en-US"/>
+          <w14:ligatures w14:val="none"/>
+        </w:rPr>
+      </w:pPr>
+      <w:r>
+        <w:rPr>
+          <w:rFonts w:ascii="Times New Roman" w:eastAsia="宋体" w:hAnsi="Times New Roman" w:cs="Times New Roman"/>
+          <w:kern w:val="0"/>
+          <w:lang w:val="en-US"/>
+          <w14:ligatures w14:val="none"/>
+        </w:rPr>
+        <w:t>4. Master students' acceptance of the text-file-based lightweight TA recruitment system.</w:t>
+      </w:r>
+    </w:p>
+    <w:p>
+      <w:pPr>
+        <w:spacing w:after="0" w:line="240" w:lineRule="auto"/>
+        <w:rPr>
+          <w:rFonts w:ascii="Times New Roman" w:eastAsia="宋体" w:hAnsi="Times New Roman" w:cs="Times New Roman"/>
+          <w:kern w:val="0"/>
+          <w:lang w:val="en-US"/>
+          <w14:ligatures w14:val="none"/>
+        </w:rPr>
+      </w:pPr>
+    </w:p>
+    <w:p>
+      <w:pPr>
+        <w:pStyle w:val="a9"/>
+        <w:numPr>
+          <w:ilvl w:val="2"/>
+          <w:numId w:val="2"/>
+        </w:numPr>
+        <w:spacing w:after="0" w:line="240" w:lineRule="auto"/>
+        <w:rPr>
+          <w:rFonts w:ascii="Times New Roman" w:eastAsia="宋体" w:hAnsi="Times New Roman" w:cs="Times New Roman"/>
+          <w:kern w:val="0"/>
+          <w:lang w:val="en-US"/>
+          <w14:ligatures w14:val="none"/>
+        </w:rPr>
+      </w:pPr>
+      <w:r>
+        <w:rPr>
+          <w:rFonts w:ascii="Times New Roman" w:eastAsia="宋体" w:hAnsi="Times New Roman" w:cs="Times New Roman"/>
+          <w:kern w:val="0"/>
+          <w:lang w:val="en-US"/>
+          <w14:ligatures w14:val="none"/>
+        </w:rPr>
+        <w:t>Key Questionnaire Results</w:t>
+      </w:r>
+    </w:p>
+    <w:p>
+      <w:pPr>
+        <w:spacing w:after="0" w:line="240" w:lineRule="auto"/>
+        <w:ind w:firstLine="480"/>
+        <w:rPr>
+          <w:rFonts w:ascii="Times New Roman" w:eastAsia="宋体" w:hAnsi="Times New Roman" w:cs="Times New Roman"/>
+          <w:kern w:val="0"/>
+          <w:lang w:val="en-US"/>
+          <w14:ligatures w14:val="none"/>
+        </w:rPr>
+      </w:pPr>
+      <w:r>
+        <w:rPr>
+          <w:rFonts w:ascii="Times New Roman" w:eastAsia="宋体" w:hAnsi="Times New Roman" w:cs="Times New Roman"/>
+          <w:kern w:val="0"/>
+          <w:lang w:val="en-US"/>
+          <w14:ligatures w14:val="none"/>
+        </w:rPr>
+        <w:t>1. Profile &amp; CV Upload: 92% of the respondents believe that the system must support PDF/DOCX format CV upload, and 88% hope to add skill and academic performance filling items in the profile, which is the core demand for personal information management.</w:t>
+      </w:r>
+    </w:p>
+    <w:p>
+      <w:pPr>
+        <w:spacing w:after="0" w:line="240" w:lineRule="auto"/>
+        <w:ind w:firstLine="480"/>
+        <w:rPr>
+          <w:rFonts w:ascii="Times New Roman" w:eastAsia="宋体" w:hAnsi="Times New Roman" w:cs="Times New Roman"/>
+          <w:kern w:val="0"/>
+          <w:lang w:val="en-US"/>
+          <w14:ligatures w14:val="none"/>
+        </w:rPr>
+      </w:pPr>
+      <w:r>
+        <w:rPr>
+          <w:rFonts w:ascii="Times New Roman" w:eastAsia="宋体" w:hAnsi="Times New Roman" w:cs="Times New Roman"/>
+          <w:kern w:val="0"/>
+          <w:lang w:val="en-US"/>
+          <w14:ligatures w14:val="none"/>
+        </w:rPr>
+        <w:t>2. Job Hall &amp; Application: 95% of the respondents require the job hall to display core information (module code, MO name, job status, recruitment quota), and 90% hope to realize one-click job application without repeated form submission.</w:t>
+      </w:r>
+    </w:p>
+    <w:p>
+      <w:pPr>
+        <w:spacing w:after="0" w:line="240" w:lineRule="auto"/>
+        <w:ind w:firstLine="480"/>
+        <w:rPr>
+          <w:rFonts w:ascii="Times New Roman" w:eastAsia="宋体" w:hAnsi="Times New Roman" w:cs="Times New Roman"/>
+          <w:kern w:val="0"/>
+          <w:lang w:val="en-US"/>
+          <w14:ligatures w14:val="none"/>
+        </w:rPr>
+      </w:pPr>
+      <w:r>
+        <w:rPr>
+          <w:rFonts w:ascii="Times New Roman" w:eastAsia="宋体" w:hAnsi="Times New Roman" w:cs="Times New Roman"/>
+          <w:kern w:val="0"/>
+          <w:lang w:val="en-US"/>
+          <w14:ligatures w14:val="none"/>
+        </w:rPr>
+        <w:t>3. Application Status Tracking: 89% of the respondents regard real-time application status query as a necessary function, and most hope to view the status (Pending/Accepted/Rejected) on a dedicated "My Applications" page.</w:t>
+      </w:r>
+    </w:p>
+    <w:p>
+      <w:pPr>
+        <w:spacing w:after="0" w:line="240" w:lineRule="auto"/>
+        <w:ind w:firstLine="480"/>
+        <w:rPr>
+          <w:rFonts w:ascii="Times New Roman" w:eastAsia="宋体" w:hAnsi="Times New Roman" w:cs="Times New Roman"/>
+          <w:kern w:val="0"/>
+          <w:lang w:val="en-US"/>
+          <w14:ligatures w14:val="none"/>
+        </w:rPr>
+      </w:pPr>
+      <w:r>
+        <w:rPr>
+          <w:rFonts w:ascii="Times New Roman" w:eastAsia="宋体" w:hAnsi="Times New Roman" w:cs="Times New Roman"/>
+          <w:kern w:val="0"/>
+          <w:lang w:val="en-US"/>
+          <w14:ligatures w14:val="none"/>
+        </w:rPr>
+        <w:t>4. Extended Functions: 76% of the respondents show a high demand for AI-based job recommendation functions based on personal CV/skills, and only 24% of the respondents have a demand for email notification of application status (thus classified as "Won’t have" in this version).</w:t>
+      </w:r>
+    </w:p>
+    <w:p>
+      <w:pPr>
+        <w:spacing w:after="0" w:line="240" w:lineRule="auto"/>
+        <w:ind w:firstLine="480"/>
+        <w:rPr>
+          <w:rFonts w:ascii="Times New Roman" w:eastAsia="宋体" w:hAnsi="Times New Roman" w:cs="Times New Roman"/>
+          <w:kern w:val="0"/>
+          <w:lang w:val="en-US"/>
+          <w14:ligatures w14:val="none"/>
+        </w:rPr>
+      </w:pPr>
+      <w:r>
+        <w:rPr>
+          <w:rFonts w:ascii="Times New Roman" w:eastAsia="宋体" w:hAnsi="Times New Roman" w:cs="Times New Roman"/>
+          <w:kern w:val="0"/>
+          <w:lang w:val="en-US"/>
+          <w14:ligatures w14:val="none"/>
+        </w:rPr>
+        <w:t>5. System Operation: 85% of the respondents prefer a simple and intuitive interface design, and 100% of the respondents accept the lightweight system based on local text file storage (no database).</w:t>
+      </w:r>
+    </w:p>
+    <w:p>
+      <w:pPr>
+        <w:spacing w:after="0" w:line="240" w:lineRule="auto"/>
+        <w:rPr>
+          <w:rFonts w:ascii="Times New Roman" w:eastAsia="宋体" w:hAnsi="Times New Roman" w:cs="Times New Roman"/>
+          <w:kern w:val="0"/>
+          <w:lang w:val="en-US"/>
+          <w14:ligatures w14:val="none"/>
+        </w:rPr>
+      </w:pPr>
+    </w:p>
+    <w:p>
+      <w:pPr>
+        <w:pStyle w:val="a9"/>
+        <w:numPr>
+          <w:ilvl w:val="1"/>
+          <w:numId w:val="2"/>
+        </w:numPr>
+        <w:spacing w:after="0" w:line="240" w:lineRule="auto"/>
+        <w:rPr>
+          <w:rFonts w:ascii="Times New Roman" w:eastAsia="宋体" w:hAnsi="Times New Roman" w:cs="Times New Roman"/>
+          <w:kern w:val="0"/>
+          <w:lang w:val="en-US"/>
+          <w14:ligatures w14:val="none"/>
+        </w:rPr>
+      </w:pPr>
+      <w:r>
+        <w:rPr>
+          <w:rFonts w:ascii="Times New Roman" w:eastAsia="宋体" w:hAnsi="Times New Roman" w:cs="Times New Roman"/>
+          <w:kern w:val="0"/>
+          <w:lang w:val="en-US"/>
+          <w14:ligatures w14:val="none"/>
+        </w:rPr>
+        <w:t>Document Analysis Results</w:t>
+      </w:r>
+    </w:p>
+    <w:p>
+      <w:pPr>
+        <w:pStyle w:val="a9"/>
+        <w:spacing w:after="0" w:line="240" w:lineRule="auto"/>
+        <w:ind w:left="480" w:firstLine="240"/>
+        <w:rPr>
+          <w:rFonts w:ascii="Times New Roman" w:eastAsia="宋体" w:hAnsi="Times New Roman" w:cs="Times New Roman"/>
+          <w:kern w:val="0"/>
+          <w:lang w:val="en-US"/>
+          <w14:ligatures w14:val="none"/>
+        </w:rPr>
+      </w:pPr>
+      <w:r>
+        <w:rPr>
+          <w:rFonts w:ascii="Times New Roman" w:eastAsia="宋体" w:hAnsi="Times New Roman" w:cs="Times New Roman"/>
+          <w:kern w:val="0"/>
+          <w:lang w:val="en-US"/>
+          <w14:ligatures w14:val="none"/>
+        </w:rPr>
+        <w:t xml:space="preserve">We </w:t>
+      </w:r>
+      <w:r>
+        <w:rPr>
+          <w:rFonts w:ascii="Times New Roman" w:eastAsia="宋体" w:hAnsi="Times New Roman" w:cs="Times New Roman"/>
+          <w:kern w:val="0"/>
+          <w:lang w:val="en-US"/>
+          <w14:ligatures w14:val="none"/>
+        </w:rPr>
+        <w:t>analyzed</w:t>
+      </w:r>
+      <w:r>
+        <w:rPr>
+          <w:rFonts w:ascii="Times New Roman" w:eastAsia="宋体" w:hAnsi="Times New Roman" w:cs="Times New Roman"/>
+          <w:kern w:val="0"/>
+          <w:lang w:val="en-US"/>
+          <w14:ligatures w14:val="none"/>
+        </w:rPr>
+        <w:t xml:space="preserve"> the existing TA recruitment application forms, Excel recording files, and BU</w:t>
+      </w:r>
+      <w:r>
+        <w:rPr>
+          <w:rFonts w:ascii="Times New Roman" w:eastAsia="宋体" w:hAnsi="Times New Roman" w:cs="Times New Roman" w:hint="eastAsia"/>
+          <w:kern w:val="0"/>
+          <w:lang w:val="en-US"/>
+          <w14:ligatures w14:val="none"/>
+        </w:rPr>
+        <w:t>P</w:t>
+      </w:r>
+      <w:r>
+        <w:rPr>
+          <w:rFonts w:ascii="Times New Roman" w:eastAsia="宋体" w:hAnsi="Times New Roman" w:cs="Times New Roman"/>
+          <w:kern w:val="0"/>
+          <w:lang w:val="en-US"/>
+          <w14:ligatures w14:val="none"/>
+        </w:rPr>
+        <w:t>T International School TA recruitment rules (the core documents of the current manual workflow), and extracted the key data fields and business process specifications, which are the basis for the system's function design and data storage, and the core analysis results are as follows:</w:t>
+      </w:r>
+    </w:p>
+    <w:p>
+      <w:pPr>
+        <w:spacing w:after="0" w:line="240" w:lineRule="auto"/>
+        <w:rPr>
+          <w:rFonts w:ascii="Times New Roman" w:eastAsia="宋体" w:hAnsi="Times New Roman" w:cs="Times New Roman"/>
+          <w:kern w:val="0"/>
+          <w:lang w:val="en-US"/>
+          <w14:ligatures w14:val="none"/>
+        </w:rPr>
+      </w:pPr>
+    </w:p>
+    <w:p>
+      <w:pPr>
+        <w:pStyle w:val="a9"/>
+        <w:numPr>
+          <w:ilvl w:val="2"/>
+          <w:numId w:val="3"/>
+        </w:numPr>
+        <w:spacing w:after="0" w:line="240" w:lineRule="auto"/>
+        <w:rPr>
+          <w:rFonts w:ascii="Times New Roman" w:eastAsia="宋体" w:hAnsi="Times New Roman" w:cs="Times New Roman"/>
+          <w:kern w:val="0"/>
+          <w:lang w:val="en-US"/>
+          <w14:ligatures w14:val="none"/>
+        </w:rPr>
+      </w:pPr>
+      <w:r>
+        <w:rPr>
+          <w:rFonts w:ascii="Times New Roman" w:eastAsia="宋体" w:hAnsi="Times New Roman" w:cs="Times New Roman"/>
+          <w:kern w:val="0"/>
+          <w:lang w:val="en-US"/>
+          <w14:ligatures w14:val="none"/>
+        </w:rPr>
+        <w:t>Key Data Fields Extracted</w:t>
+      </w:r>
+    </w:p>
+    <w:p>
+      <w:pPr>
+        <w:pStyle w:val="a9"/>
+        <w:spacing w:after="0" w:line="240" w:lineRule="auto"/>
+        <w:ind w:left="0" w:firstLine="480"/>
+        <w:rPr>
+          <w:rFonts w:ascii="Times New Roman" w:eastAsia="宋体" w:hAnsi="Times New Roman" w:cs="Times New Roman"/>
+          <w:kern w:val="0"/>
+          <w:lang w:val="en-US"/>
+          <w14:ligatures w14:val="none"/>
+        </w:rPr>
+      </w:pPr>
+      <w:r>
+        <w:rPr>
+          <w:rFonts w:ascii="Times New Roman" w:eastAsia="宋体" w:hAnsi="Times New Roman" w:cs="Times New Roman"/>
+          <w:kern w:val="0"/>
+          <w:lang w:val="en-US"/>
+          <w14:ligatures w14:val="none"/>
+        </w:rPr>
+        <w:t>Combined with the three user roles, the necessary data fields for system design are sorted out, and all fields are stored in JSON/TXT/CSV format in line with the module requirements:</w:t>
+      </w:r>
+    </w:p>
+    <w:p>
+      <w:pPr>
+        <w:spacing w:after="0" w:line="240" w:lineRule="auto"/>
+        <w:ind w:firstLine="480"/>
+        <w:rPr>
+          <w:rFonts w:ascii="Times New Roman" w:eastAsia="宋体" w:hAnsi="Times New Roman" w:cs="Times New Roman"/>
+          <w:kern w:val="0"/>
+          <w:lang w:val="en-US"/>
+          <w14:ligatures w14:val="none"/>
+        </w:rPr>
+      </w:pPr>
+      <w:r>
+        <w:rPr>
+          <w:rFonts w:ascii="Times New Roman" w:eastAsia="宋体" w:hAnsi="Times New Roman" w:cs="Times New Roman"/>
+          <w:kern w:val="0"/>
+          <w:lang w:val="en-US"/>
+          <w14:ligatures w14:val="none"/>
+        </w:rPr>
+        <w:t>1. User Authentication (TA/MO/Admin): User ID, password, role type, personal name (stored in JSON).</w:t>
+      </w:r>
+    </w:p>
+    <w:p>
+      <w:pPr>
+        <w:spacing w:after="0" w:line="240" w:lineRule="auto"/>
+        <w:ind w:firstLine="480"/>
+        <w:rPr>
+          <w:rFonts w:ascii="Times New Roman" w:eastAsia="宋体" w:hAnsi="Times New Roman" w:cs="Times New Roman"/>
+          <w:kern w:val="0"/>
+          <w:lang w:val="en-US"/>
+          <w14:ligatures w14:val="none"/>
+        </w:rPr>
+      </w:pPr>
+      <w:r>
+        <w:rPr>
+          <w:rFonts w:ascii="Times New Roman" w:eastAsia="宋体" w:hAnsi="Times New Roman" w:cs="Times New Roman"/>
+          <w:kern w:val="0"/>
+          <w:lang w:val="en-US"/>
+          <w14:ligatures w14:val="none"/>
+        </w:rPr>
+        <w:t>2. TA Job Posting (MO): Module code, job description, recruitment capacity, MO name, job release time, job status (stored in TXT/CSV).</w:t>
+      </w:r>
+    </w:p>
+    <w:p>
+      <w:pPr>
+        <w:spacing w:after="0" w:line="240" w:lineRule="auto"/>
+        <w:ind w:firstLine="480"/>
+        <w:rPr>
+          <w:rFonts w:ascii="Times New Roman" w:eastAsia="宋体" w:hAnsi="Times New Roman" w:cs="Times New Roman"/>
+          <w:kern w:val="0"/>
+          <w:lang w:val="en-US"/>
+          <w14:ligatures w14:val="none"/>
+        </w:rPr>
+      </w:pPr>
+      <w:r>
+        <w:rPr>
+          <w:rFonts w:ascii="Times New Roman" w:eastAsia="宋体" w:hAnsi="Times New Roman" w:cs="Times New Roman"/>
+          <w:kern w:val="0"/>
+          <w:lang w:val="en-US"/>
+          <w14:ligatures w14:val="none"/>
+        </w:rPr>
+        <w:t>3. TA Profile &amp; Application: TA personal information, skills, academic performance, CV file path, applied job ID, application time, application status (stored in JSON, with CV file path linked to local files).</w:t>
+      </w:r>
+    </w:p>
+    <w:p>
+      <w:pPr>
+        <w:spacing w:after="0" w:line="240" w:lineRule="auto"/>
+        <w:ind w:firstLine="480"/>
+        <w:rPr>
+          <w:rFonts w:ascii="Times New Roman" w:eastAsia="宋体" w:hAnsi="Times New Roman" w:cs="Times New Roman"/>
+          <w:kern w:val="0"/>
+          <w:lang w:val="en-US"/>
+          <w14:ligatures w14:val="none"/>
+        </w:rPr>
+      </w:pPr>
+      <w:r>
+        <w:rPr>
+          <w:rFonts w:ascii="Times New Roman" w:eastAsia="宋体" w:hAnsi="Times New Roman" w:cs="Times New Roman"/>
+          <w:kern w:val="0"/>
+          <w:lang w:val="en-US"/>
+          <w14:ligatures w14:val="none"/>
+        </w:rPr>
+        <w:lastRenderedPageBreak/>
+        <w:t>4. Admin Workload Management: TA name, undertaking module number, working hours, workload status (overloaded/normal) (stored in CSV).</w:t>
+      </w:r>
+    </w:p>
+    <w:p>
+      <w:pPr>
+        <w:spacing w:after="0" w:line="240" w:lineRule="auto"/>
+        <w:rPr>
+          <w:rFonts w:ascii="Times New Roman" w:eastAsia="宋体" w:hAnsi="Times New Roman" w:cs="Times New Roman"/>
+          <w:kern w:val="0"/>
+          <w:lang w:val="en-US"/>
+          <w14:ligatures w14:val="none"/>
+        </w:rPr>
+      </w:pPr>
+      <w:r>
+        <w:rPr>
+          <w:rFonts w:ascii="Times New Roman" w:eastAsia="宋体" w:hAnsi="Times New Roman" w:cs="Times New Roman"/>
+          <w:kern w:val="0"/>
+          <w:lang w:val="en-US"/>
+          <w14:ligatures w14:val="none"/>
+        </w:rPr>
+        <w:tab/>
+      </w:r>
+    </w:p>
+    <w:p>
+      <w:pPr>
+        <w:pStyle w:val="a9"/>
+        <w:numPr>
+          <w:ilvl w:val="2"/>
+          <w:numId w:val="3"/>
+        </w:numPr>
+        <w:spacing w:after="0" w:line="240" w:lineRule="auto"/>
+        <w:rPr>
+          <w:rFonts w:ascii="Times New Roman" w:eastAsia="宋体" w:hAnsi="Times New Roman" w:cs="Times New Roman"/>
+          <w:kern w:val="0"/>
+          <w:lang w:val="en-US"/>
+          <w14:ligatures w14:val="none"/>
+        </w:rPr>
+      </w:pPr>
+      <w:r>
+        <w:rPr>
+          <w:rFonts w:ascii="Times New Roman" w:eastAsia="宋体" w:hAnsi="Times New Roman" w:cs="Times New Roman"/>
+          <w:kern w:val="0"/>
+          <w:lang w:val="en-US"/>
+          <w14:ligatures w14:val="none"/>
+        </w:rPr>
+        <w:t>Business Process Specifications Extracted</w:t>
+      </w:r>
+    </w:p>
+    <w:p>
+      <w:pPr>
+        <w:pStyle w:val="a9"/>
+        <w:spacing w:after="0" w:line="240" w:lineRule="auto"/>
+        <w:ind w:left="0" w:firstLine="480"/>
+        <w:rPr>
+          <w:rFonts w:ascii="Times New Roman" w:eastAsia="宋体" w:hAnsi="Times New Roman" w:cs="Times New Roman"/>
+          <w:kern w:val="0"/>
+          <w:lang w:val="en-US"/>
+          <w14:ligatures w14:val="none"/>
+        </w:rPr>
+      </w:pPr>
+      <w:r>
+        <w:rPr>
+          <w:rFonts w:ascii="Times New Roman" w:eastAsia="宋体" w:hAnsi="Times New Roman" w:cs="Times New Roman"/>
+          <w:kern w:val="0"/>
+          <w:lang w:val="en-US"/>
+          <w14:ligatures w14:val="none"/>
+        </w:rPr>
+        <w:t>1. The TA recruitment process must follow the school's rules: MO posts vacancies first → students apply → MO reviews and selects → admin reviews workload distribution → final confirmation.</w:t>
+      </w:r>
+    </w:p>
+    <w:p>
+      <w:pPr>
+        <w:spacing w:after="0" w:line="240" w:lineRule="auto"/>
+        <w:ind w:firstLine="480"/>
+        <w:rPr>
+          <w:rFonts w:ascii="Times New Roman" w:eastAsia="宋体" w:hAnsi="Times New Roman" w:cs="Times New Roman"/>
+          <w:kern w:val="0"/>
+          <w:lang w:val="en-US"/>
+          <w14:ligatures w14:val="none"/>
+        </w:rPr>
+      </w:pPr>
+      <w:r>
+        <w:rPr>
+          <w:rFonts w:ascii="Times New Roman" w:eastAsia="宋体" w:hAnsi="Times New Roman" w:cs="Times New Roman"/>
+          <w:kern w:val="0"/>
+          <w:lang w:val="en-US"/>
+          <w14:ligatures w14:val="none"/>
+        </w:rPr>
+        <w:t>2. The same student cannot apply for the same TA position repeatedly, and the system needs to add a duplicate application restriction mechanism.</w:t>
+      </w:r>
+    </w:p>
+    <w:p>
+      <w:pPr>
+        <w:spacing w:after="0" w:line="240" w:lineRule="auto"/>
+        <w:ind w:firstLine="480"/>
+        <w:rPr>
+          <w:rFonts w:ascii="Times New Roman" w:eastAsia="宋体" w:hAnsi="Times New Roman" w:cs="Times New Roman"/>
+          <w:kern w:val="0"/>
+          <w:lang w:val="en-US"/>
+          <w14:ligatures w14:val="none"/>
+        </w:rPr>
+      </w:pPr>
+      <w:r>
+        <w:rPr>
+          <w:rFonts w:ascii="Times New Roman" w:eastAsia="宋体" w:hAnsi="Times New Roman" w:cs="Times New Roman"/>
+          <w:kern w:val="0"/>
+          <w:lang w:val="en-US"/>
+          <w14:ligatures w14:val="none"/>
+        </w:rPr>
+        <w:t>3. MO has the only permission to review and update the application status (Accepted/Rejected), and the admin has the overall view permission of all TA workload data (no modification permission for application results).</w:t>
+      </w:r>
+    </w:p>
+    <w:p>
+      <w:pPr>
+        <w:spacing w:after="0" w:line="240" w:lineRule="auto"/>
+        <w:ind w:firstLine="480"/>
+        <w:rPr>
+          <w:rFonts w:ascii="Times New Roman" w:eastAsia="宋体" w:hAnsi="Times New Roman" w:cs="Times New Roman"/>
+          <w:kern w:val="0"/>
+          <w:lang w:val="en-US"/>
+          <w14:ligatures w14:val="none"/>
+        </w:rPr>
+      </w:pPr>
+      <w:r>
+        <w:rPr>
+          <w:rFonts w:ascii="Times New Roman" w:eastAsia="宋体" w:hAnsi="Times New Roman" w:cs="Times New Roman"/>
+          <w:kern w:val="0"/>
+          <w:lang w:val="en-US"/>
+          <w14:ligatures w14:val="none"/>
+        </w:rPr>
+        <w:t>4. All recruitment data needs to be stored for a long time in plain text files, and the data modification record needs to be traceable (realized by file writing time marking).</w:t>
+      </w:r>
+    </w:p>
+    <w:p>
+      <w:pPr>
+        <w:spacing w:after="0" w:line="240" w:lineRule="auto"/>
+        <w:rPr>
+          <w:rFonts w:ascii="Times New Roman" w:eastAsia="宋体" w:hAnsi="Times New Roman" w:cs="Times New Roman"/>
+          <w:kern w:val="0"/>
+          <w:lang w:val="en-US"/>
+          <w14:ligatures w14:val="none"/>
+        </w:rPr>
+      </w:pPr>
+    </w:p>
+    <w:p>
+      <w:pPr>
+        <w:pStyle w:val="a9"/>
+        <w:numPr>
+          <w:ilvl w:val="1"/>
+          <w:numId w:val="3"/>
+        </w:numPr>
+        <w:spacing w:after="0" w:line="240" w:lineRule="auto"/>
+        <w:rPr>
+          <w:rFonts w:ascii="Times New Roman" w:eastAsia="宋体" w:hAnsi="Times New Roman" w:cs="Times New Roman"/>
+          <w:kern w:val="0"/>
+          <w:lang w:val="en-US"/>
+          <w14:ligatures w14:val="none"/>
+        </w:rPr>
+      </w:pPr>
+      <w:r>
+        <w:rPr>
+          <w:rFonts w:ascii="Times New Roman" w:eastAsia="宋体" w:hAnsi="Times New Roman" w:cs="Times New Roman"/>
+          <w:kern w:val="0"/>
+          <w:lang w:val="en-US"/>
+          <w14:ligatures w14:val="none"/>
+        </w:rPr>
+        <w:t>User Workshop Outcome</w:t>
+      </w:r>
+    </w:p>
+    <w:p>
+      <w:pPr>
+        <w:spacing w:after="0" w:line="240" w:lineRule="auto"/>
+        <w:ind w:firstLine="480"/>
+        <w:rPr>
+          <w:rFonts w:ascii="Times New Roman" w:eastAsia="宋体" w:hAnsi="Times New Roman" w:cs="Times New Roman"/>
+          <w:kern w:val="0"/>
+          <w:lang w:val="en-US"/>
+          <w14:ligatures w14:val="none"/>
+        </w:rPr>
+      </w:pPr>
+      <w:r>
+        <w:rPr>
+          <w:rFonts w:ascii="Times New Roman" w:eastAsia="宋体" w:hAnsi="Times New Roman" w:cs="Times New Roman"/>
+          <w:kern w:val="0"/>
+          <w:lang w:val="en-US"/>
+          <w14:ligatures w14:val="none"/>
+        </w:rPr>
+        <w:t xml:space="preserve">We </w:t>
+      </w:r>
+      <w:r>
+        <w:rPr>
+          <w:rFonts w:ascii="Times New Roman" w:eastAsia="宋体" w:hAnsi="Times New Roman" w:cs="Times New Roman"/>
+          <w:kern w:val="0"/>
+          <w:lang w:val="en-US"/>
+          <w14:ligatures w14:val="none"/>
+        </w:rPr>
+        <w:t>organized</w:t>
+      </w:r>
+      <w:r>
+        <w:rPr>
+          <w:rFonts w:ascii="Times New Roman" w:eastAsia="宋体" w:hAnsi="Times New Roman" w:cs="Times New Roman"/>
+          <w:kern w:val="0"/>
+          <w:lang w:val="en-US"/>
+          <w14:ligatures w14:val="none"/>
+        </w:rPr>
+        <w:t xml:space="preserve"> a short user workshop with 2 module </w:t>
+      </w:r>
+      <w:r>
+        <w:rPr>
+          <w:rFonts w:ascii="Times New Roman" w:eastAsia="宋体" w:hAnsi="Times New Roman" w:cs="Times New Roman"/>
+          <w:kern w:val="0"/>
+          <w:lang w:val="en-US"/>
+          <w14:ligatures w14:val="none"/>
+        </w:rPr>
+        <w:t>organizers</w:t>
+      </w:r>
+      <w:r>
+        <w:rPr>
+          <w:rFonts w:ascii="Times New Roman" w:eastAsia="宋体" w:hAnsi="Times New Roman" w:cs="Times New Roman"/>
+          <w:kern w:val="0"/>
+          <w:lang w:val="en-US"/>
+          <w14:ligatures w14:val="none"/>
+        </w:rPr>
+        <w:t xml:space="preserve">, 1 school administrator, and 5 representative students (intending to apply for TA). The core objectives are to verify the collected initial requirements, </w:t>
+      </w:r>
+      <w:r>
+        <w:rPr>
+          <w:rFonts w:ascii="Times New Roman" w:eastAsia="宋体" w:hAnsi="Times New Roman" w:cs="Times New Roman"/>
+          <w:kern w:val="0"/>
+          <w:lang w:val="en-US"/>
+          <w14:ligatures w14:val="none"/>
+        </w:rPr>
+        <w:t>priorities</w:t>
+      </w:r>
+      <w:r>
+        <w:rPr>
+          <w:rFonts w:ascii="Times New Roman" w:eastAsia="宋体" w:hAnsi="Times New Roman" w:cs="Times New Roman"/>
+          <w:kern w:val="0"/>
+          <w:lang w:val="en-US"/>
+          <w14:ligatures w14:val="none"/>
+        </w:rPr>
+        <w:t xml:space="preserve"> the requirements, and collect feedback on the preliminary system prototype framework. The key outcomes are as follows:</w:t>
+      </w:r>
+    </w:p>
+    <w:p>
+      <w:pPr>
+        <w:spacing w:after="0" w:line="240" w:lineRule="auto"/>
+        <w:ind w:firstLine="480"/>
+        <w:rPr>
+          <w:rFonts w:ascii="Times New Roman" w:eastAsia="宋体" w:hAnsi="Times New Roman" w:cs="Times New Roman"/>
+          <w:kern w:val="0"/>
+          <w:lang w:val="en-US"/>
+          <w14:ligatures w14:val="none"/>
+        </w:rPr>
+      </w:pPr>
+      <w:r>
+        <w:rPr>
+          <w:rFonts w:ascii="Times New Roman" w:eastAsia="宋体" w:hAnsi="Times New Roman" w:cs="Times New Roman"/>
+          <w:kern w:val="0"/>
+          <w:lang w:val="en-US"/>
+          <w14:ligatures w14:val="none"/>
+        </w:rPr>
+        <w:t>1. Requirement Verification: All participants confirmed that the core requirements extracted by the four fact-finding techniques are consistent with the actual TA recruitment work of BUPT International School, and no key functional requirements are missing.</w:t>
+      </w:r>
+    </w:p>
+    <w:p>
+      <w:pPr>
+        <w:spacing w:after="0" w:line="240" w:lineRule="auto"/>
+        <w:ind w:firstLine="480"/>
+        <w:rPr>
+          <w:rFonts w:ascii="Times New Roman" w:eastAsia="宋体" w:hAnsi="Times New Roman" w:cs="Times New Roman"/>
+          <w:kern w:val="0"/>
+          <w:lang w:val="en-US"/>
+          <w14:ligatures w14:val="none"/>
+        </w:rPr>
+      </w:pPr>
+      <w:r>
+        <w:rPr>
+          <w:rFonts w:ascii="Times New Roman" w:eastAsia="宋体" w:hAnsi="Times New Roman" w:cs="Times New Roman"/>
+          <w:kern w:val="0"/>
+          <w:lang w:val="en-US"/>
+          <w14:ligatures w14:val="none"/>
+        </w:rPr>
+        <w:t xml:space="preserve">2. Requirement </w:t>
+      </w:r>
+      <w:r>
+        <w:rPr>
+          <w:rFonts w:ascii="Times New Roman" w:eastAsia="宋体" w:hAnsi="Times New Roman" w:cs="Times New Roman"/>
+          <w:kern w:val="0"/>
+          <w:lang w:val="en-US"/>
+          <w14:ligatures w14:val="none"/>
+        </w:rPr>
+        <w:t>Prioritization</w:t>
+      </w:r>
+      <w:r>
+        <w:rPr>
+          <w:rFonts w:ascii="Times New Roman" w:eastAsia="宋体" w:hAnsi="Times New Roman" w:cs="Times New Roman"/>
+          <w:kern w:val="0"/>
+          <w:lang w:val="en-US"/>
+          <w14:ligatures w14:val="none"/>
+        </w:rPr>
+        <w:t xml:space="preserve"> Confirmation: The participants unanimously agreed with the </w:t>
+      </w:r>
+      <w:proofErr w:type="spellStart"/>
+      <w:r>
+        <w:rPr>
+          <w:rFonts w:ascii="Times New Roman" w:eastAsia="宋体" w:hAnsi="Times New Roman" w:cs="Times New Roman"/>
+          <w:kern w:val="0"/>
+          <w:lang w:val="en-US"/>
+          <w14:ligatures w14:val="none"/>
+        </w:rPr>
+        <w:t>MoSCoW</w:t>
+      </w:r>
+      <w:proofErr w:type="spellEnd"/>
+      <w:r>
+        <w:rPr>
+          <w:rFonts w:ascii="Times New Roman" w:eastAsia="宋体" w:hAnsi="Times New Roman" w:cs="Times New Roman"/>
+          <w:kern w:val="0"/>
+          <w:lang w:val="en-US"/>
+          <w14:ligatures w14:val="none"/>
+        </w:rPr>
+        <w:t xml:space="preserve"> </w:t>
+      </w:r>
+      <w:r>
+        <w:rPr>
+          <w:rFonts w:ascii="Times New Roman" w:eastAsia="宋体" w:hAnsi="Times New Roman" w:cs="Times New Roman"/>
+          <w:kern w:val="0"/>
+          <w:lang w:val="en-US"/>
+          <w14:ligatures w14:val="none"/>
+        </w:rPr>
+        <w:t>prioritization</w:t>
+      </w:r>
+      <w:r>
+        <w:rPr>
+          <w:rFonts w:ascii="Times New Roman" w:eastAsia="宋体" w:hAnsi="Times New Roman" w:cs="Times New Roman"/>
+          <w:kern w:val="0"/>
+          <w:lang w:val="en-US"/>
+          <w14:ligatures w14:val="none"/>
+        </w:rPr>
+        <w:t xml:space="preserve"> method adopted by the team, and confirmed the classification of Must-have/Should-have/Could-have/Won’t have (e.g., user login, job posting, and one-click application are identified as the most critical Must-have functions).</w:t>
+      </w:r>
+    </w:p>
+    <w:p>
+      <w:pPr>
+        <w:spacing w:after="0" w:line="240" w:lineRule="auto"/>
+        <w:ind w:firstLine="480"/>
+        <w:rPr>
+          <w:rFonts w:ascii="Times New Roman" w:eastAsia="宋体" w:hAnsi="Times New Roman" w:cs="Times New Roman"/>
+          <w:kern w:val="0"/>
+          <w:lang w:val="en-US"/>
+          <w14:ligatures w14:val="none"/>
+        </w:rPr>
+      </w:pPr>
+      <w:r>
+        <w:rPr>
+          <w:rFonts w:ascii="Times New Roman" w:eastAsia="宋体" w:hAnsi="Times New Roman" w:cs="Times New Roman"/>
+          <w:kern w:val="0"/>
+          <w:lang w:val="en-US"/>
+          <w14:ligatures w14:val="none"/>
+        </w:rPr>
+        <w:t>3. Prototype Framework Feedback: The participants put forward simple optimization suggestions for the preliminary system prototype (e.g., the TA's default homepage is the job hall, the MO's dedicated "Post Job" and "Manage Applications" pages are added), and the team has adopted all the feasible suggestions.</w:t>
+      </w:r>
+    </w:p>
+    <w:p>
+      <w:pPr>
+        <w:spacing w:after="0" w:line="240" w:lineRule="auto"/>
+        <w:ind w:firstLine="480"/>
+        <w:rPr>
+          <w:rFonts w:ascii="Times New Roman" w:eastAsia="宋体" w:hAnsi="Times New Roman" w:cs="Times New Roman"/>
+          <w:kern w:val="0"/>
+          <w:lang w:val="en-US"/>
+          <w14:ligatures w14:val="none"/>
+        </w:rPr>
+      </w:pPr>
+      <w:r>
+        <w:rPr>
+          <w:rFonts w:ascii="Times New Roman" w:eastAsia="宋体" w:hAnsi="Times New Roman" w:cs="Times New Roman"/>
+          <w:kern w:val="0"/>
+          <w:lang w:val="en-US"/>
+          <w14:ligatures w14:val="none"/>
+        </w:rPr>
+        <w:t>4. Iteration Plan Confirmation: The four-sprint iteration plan of the team is confirmed to be consistent with the actual TA recruitment timeline of the school, and the delivery time of each sprint is agreed to be reasonable and feasible.</w:t>
+      </w:r>
+    </w:p>
+    <w:p>
+      <w:pPr>
+        <w:spacing w:after="0" w:line="240" w:lineRule="auto"/>
+        <w:rPr>
+          <w:rFonts w:ascii="Times New Roman" w:eastAsia="宋体" w:hAnsi="Times New Roman" w:cs="Times New Roman"/>
+          <w:kern w:val="0"/>
+          <w:lang w:val="en-US"/>
+          <w14:ligatures w14:val="none"/>
+        </w:rPr>
+      </w:pPr>
+    </w:p>
+    <w:p>
+      <w:pPr>
+        <w:spacing w:after="0" w:line="240" w:lineRule="auto"/>
+        <w:rPr>
+          <w:rFonts w:ascii="Times New Roman" w:eastAsia="宋体" w:hAnsi="Times New Roman" w:cs="Times New Roman"/>
+          <w:kern w:val="0"/>
+          <w:lang w:val="en-US"/>
+          <w14:ligatures w14:val="none"/>
+        </w:rPr>
+      </w:pPr>
+      <w:r>
+        <w:rPr>
+          <w:rFonts w:ascii="Times New Roman" w:eastAsia="宋体" w:hAnsi="Times New Roman" w:cs="Times New Roman"/>
+          <w:kern w:val="0"/>
+          <w:lang w:val="en-US"/>
+          <w14:ligatures w14:val="none"/>
+        </w:rPr>
+        <w:t>2.5 Supplementary Notes</w:t>
+      </w:r>
+    </w:p>
+    <w:p>
+      <w:pPr>
+        <w:spacing w:after="0" w:line="240" w:lineRule="auto"/>
+        <w:ind w:firstLine="720"/>
+        <w:rPr>
+          <w:rFonts w:ascii="Times New Roman" w:eastAsia="宋体" w:hAnsi="Times New Roman" w:cs="Times New Roman"/>
+          <w:kern w:val="0"/>
+          <w:lang w:val="en-US"/>
+          <w14:ligatures w14:val="none"/>
+        </w:rPr>
+      </w:pPr>
+      <w:r>
+        <w:rPr>
+          <w:rFonts w:ascii="Times New Roman" w:eastAsia="宋体" w:hAnsi="Times New Roman" w:cs="Times New Roman"/>
+          <w:kern w:val="0"/>
+          <w:lang w:val="en-US"/>
+          <w14:ligatures w14:val="none"/>
+        </w:rPr>
+        <w:t>All the above supporting materials are the basis for the design of the product backlog (see Sheet1) of the TA Recruitment System. The functional design, iteration plan, and priority setting of all user stories (US-01 to US-09) are all derived from the analysis and summary of the above materials, ensuring the consistency and practicality of the system requirements and actual user needs</w:t>
+      </w:r>
+      <w:r>
+        <w:rPr>
+          <w:rFonts w:ascii="Times New Roman" w:eastAsia="宋体" w:hAnsi="Times New Roman" w:cs="Times New Roman" w:hint="eastAsia"/>
+          <w:kern w:val="0"/>
+          <w:lang w:val="en-US"/>
+          <w14:ligatures w14:val="none"/>
+        </w:rPr>
+        <w:t>.</w:t>
       </w:r>
     </w:p>
     <w:sectPr>
@@ -1174,7 +2636,7 @@
 </file>
 
 <file path=word/endnotes.xml><?xml version="1.0" encoding="utf-8"?>
-<w:endnotes xmlns:wpc="http://schemas.microsoft.com/office/word/2010/wordprocessingCanvas" xmlns:cx="http://schemas.microsoft.com/office/drawing/2014/chartex" xmlns:cx1="http://schemas.microsoft.com/office/drawing/2015/9/8/chartex" xmlns:cx2="http://schemas.microsoft.com/office/drawing/2015/10/21/chartex" xmlns:cx3="http://schemas.microsoft.com/office/drawing/2016/5/9/chartex" xmlns:cx4="http://schemas.microsoft.com/office/drawing/2016/5/10/chartex" xmlns:cx5="http://schemas.microsoft.com/office/drawing/2016/5/11/chartex" xmlns:cx6="http://schemas.microsoft.com/office/drawing/2016/5/12/chartex" xmlns:cx7="http://schemas.microsoft.com/office/drawing/2016/5/13/chartex" xmlns:cx8="http://schemas.microsoft.com/office/drawing/2016/5/14/chartex" xmlns:mc="http://schemas.openxmlformats.org/markup-compatibility/2006" xmlns:aink="http://schemas.microsoft.com/office/drawing/2016/ink" xmlns:am3d="http://schemas.microsoft.com/office/drawing/2017/model3d" xmlns:o="urn:schemas-microsoft-com:office:office" xmlns:oel="http://schemas.microsoft.com/office/2019/extlst" xmlns:r="http://schemas.openxmlformats.org/officeDocument/2006/relationships" xmlns:m="http://schemas.openxmlformats.org/officeDocument/2006/math" xmlns:v="urn:schemas-microsoft-com:vml" xmlns:wp14="http://schemas.microsoft.com/office/word/2010/wordprocessingDrawing" xmlns:wp="http://schemas.openxmlformats.org/drawingml/2006/wordprocessingDrawing" xmlns:w10="urn:schemas-microsoft-com:office:word" xmlns:w="http://schemas.openxmlformats.org/wordprocessingml/2006/main" xmlns:w14="http://schemas.microsoft.com/office/word/2010/wordml" xmlns:w15="http://schemas.microsoft.com/office/word/2012/wordml" xmlns:w16cex="http://schemas.microsoft.com/office/word/2018/wordml/cex" xmlns:w16cid="http://schemas.microsoft.com/office/word/2016/wordml/cid" xmlns:w16="http://schemas.microsoft.com/office/word/2018/wordml" xmlns:w16du="http://schemas.microsoft.com/office/word/2023/wordml/word16du" xmlns:w16sdtdh="http://schemas.microsoft.com/office/word/2020/wordml/sdtdatahash" xmlns:w16sdtfl="http://schemas.microsoft.com/office/word/2024/wordml/sdtformatlock" xmlns:w16se="http://schemas.microsoft.com/office/word/2015/wordml/symex" xmlns:wpg="http://schemas.microsoft.com/office/word/2010/wordprocessingGroup" xmlns:wpi="http://schemas.microsoft.com/office/word/2010/wordprocessingInk" xmlns:wne="http://schemas.microsoft.com/office/word/2006/wordml" xmlns:wps="http://schemas.microsoft.com/office/word/2010/wordprocessingShape" mc:Ignorable="w14 w15 w16se w16cid w16 w16cex w16sdtdh w16sdtfl w16du wp14">
+<w:endnotes xmlns:wpc="http://schemas.microsoft.com/office/word/2010/wordprocessingCanvas" xmlns:cx="http://schemas.microsoft.com/office/drawing/2014/chartex" xmlns:cx1="http://schemas.microsoft.com/office/drawing/2015/9/8/chartex" xmlns:cx2="http://schemas.microsoft.com/office/drawing/2015/10/21/chartex" xmlns:cx3="http://schemas.microsoft.com/office/drawing/2016/5/9/chartex" xmlns:cx4="http://schemas.microsoft.com/office/drawing/2016/5/10/chartex" xmlns:cx5="http://schemas.microsoft.com/office/drawing/2016/5/11/chartex" xmlns:cx6="http://schemas.microsoft.com/office/drawing/2016/5/12/chartex" xmlns:cx7="http://schemas.microsoft.com/office/drawing/2016/5/13/chartex" xmlns:cx8="http://schemas.microsoft.com/office/drawing/2016/5/14/chartex" xmlns:mc="http://schemas.openxmlformats.org/markup-compatibility/2006" xmlns:aink="http://schemas.microsoft.com/office/drawing/2016/ink" xmlns:am3d="http://schemas.microsoft.com/office/drawing/2017/model3d" xmlns:o="urn:schemas-microsoft-com:office:office" xmlns:oel="http://schemas.microsoft.com/office/2019/extlst" xmlns:r="http://schemas.openxmlformats.org/officeDocument/2006/relationships" xmlns:m="http://schemas.openxmlformats.org/officeDocument/2006/math" xmlns:v="urn:schemas-microsoft-com:vml" xmlns:wp14="http://schemas.microsoft.com/office/word/2010/wordprocessingDrawing" xmlns:wp="http://schemas.openxmlformats.org/drawingml/2006/wordprocessingDrawing" xmlns:w10="urn:schemas-microsoft-com:office:word" xmlns:w="http://schemas.openxmlformats.org/wordprocessingml/2006/main" xmlns:w14="http://schemas.microsoft.com/office/word/2010/wordml" xmlns:w15="http://schemas.microsoft.com/office/word/2012/wordml" xmlns:w16cex="http://schemas.microsoft.com/office/word/2018/wordml/cex" xmlns:w16cid="http://schemas.microsoft.com/office/word/2016/wordml/cid" xmlns:w16="http://schemas.microsoft.com/office/word/2018/wordml" xmlns:w16sdtdh="http://schemas.microsoft.com/office/word/2020/wordml/sdtdatahash" xmlns:w16se="http://schemas.microsoft.com/office/word/2015/wordml/symex" xmlns:wpg="http://schemas.microsoft.com/office/word/2010/wordprocessingGroup" xmlns:wpi="http://schemas.microsoft.com/office/word/2010/wordprocessingInk" xmlns:wne="http://schemas.microsoft.com/office/word/2006/wordml" xmlns:wps="http://schemas.microsoft.com/office/word/2010/wordprocessingShape" mc:Ignorable="w14 w15 w16se w16cid w16 w16cex w16sdtdh wp14">
   <w:endnote w:type="separator" w:id="-1">
     <w:p>
       <w:pPr>
@@ -1199,7 +2661,7 @@
 </file>
 
 <file path=word/footer1.xml><?xml version="1.0" encoding="utf-8"?>
-<w:ftr xmlns:wpc="http://schemas.microsoft.com/office/word/2010/wordprocessingCanvas" xmlns:cx="http://schemas.microsoft.com/office/drawing/2014/chartex" xmlns:cx1="http://schemas.microsoft.com/office/drawing/2015/9/8/chartex" xmlns:cx2="http://schemas.microsoft.com/office/drawing/2015/10/21/chartex" xmlns:cx3="http://schemas.microsoft.com/office/drawing/2016/5/9/chartex" xmlns:cx4="http://schemas.microsoft.com/office/drawing/2016/5/10/chartex" xmlns:cx5="http://schemas.microsoft.com/office/drawing/2016/5/11/chartex" xmlns:cx6="http://schemas.microsoft.com/office/drawing/2016/5/12/chartex" xmlns:cx7="http://schemas.microsoft.com/office/drawing/2016/5/13/chartex" xmlns:cx8="http://schemas.microsoft.com/office/drawing/2016/5/14/chartex" xmlns:mc="http://schemas.openxmlformats.org/markup-compatibility/2006" xmlns:aink="http://schemas.microsoft.com/office/drawing/2016/ink" xmlns:am3d="http://schemas.microsoft.com/office/drawing/2017/model3d" xmlns:o="urn:schemas-microsoft-com:office:office" xmlns:oel="http://schemas.microsoft.com/office/2019/extlst" xmlns:r="http://schemas.openxmlformats.org/officeDocument/2006/relationships" xmlns:m="http://schemas.openxmlformats.org/officeDocument/2006/math" xmlns:v="urn:schemas-microsoft-com:vml" xmlns:wp14="http://schemas.microsoft.com/office/word/2010/wordprocessingDrawing" xmlns:wp="http://schemas.openxmlformats.org/drawingml/2006/wordprocessingDrawing" xmlns:w10="urn:schemas-microsoft-com:office:word" xmlns:w="http://schemas.openxmlformats.org/wordprocessingml/2006/main" xmlns:w14="http://schemas.microsoft.com/office/word/2010/wordml" xmlns:w15="http://schemas.microsoft.com/office/word/2012/wordml" xmlns:w16cex="http://schemas.microsoft.com/office/word/2018/wordml/cex" xmlns:w16cid="http://schemas.microsoft.com/office/word/2016/wordml/cid" xmlns:w16="http://schemas.microsoft.com/office/word/2018/wordml" xmlns:w16du="http://schemas.microsoft.com/office/word/2023/wordml/word16du" xmlns:w16sdtdh="http://schemas.microsoft.com/office/word/2020/wordml/sdtdatahash" xmlns:w16sdtfl="http://schemas.microsoft.com/office/word/2024/wordml/sdtformatlock" xmlns:w16se="http://schemas.microsoft.com/office/word/2015/wordml/symex" xmlns:wpg="http://schemas.microsoft.com/office/word/2010/wordprocessingGroup" xmlns:wpi="http://schemas.microsoft.com/office/word/2010/wordprocessingInk" xmlns:wne="http://schemas.microsoft.com/office/word/2006/wordml" xmlns:wps="http://schemas.microsoft.com/office/word/2010/wordprocessingShape" mc:Ignorable="w14 w15 w16se w16cid w16 w16cex w16sdtdh w16sdtfl w16du wp14">
+<w:ftr xmlns:wpc="http://schemas.microsoft.com/office/word/2010/wordprocessingCanvas" xmlns:cx="http://schemas.microsoft.com/office/drawing/2014/chartex" xmlns:cx1="http://schemas.microsoft.com/office/drawing/2015/9/8/chartex" xmlns:cx2="http://schemas.microsoft.com/office/drawing/2015/10/21/chartex" xmlns:cx3="http://schemas.microsoft.com/office/drawing/2016/5/9/chartex" xmlns:cx4="http://schemas.microsoft.com/office/drawing/2016/5/10/chartex" xmlns:cx5="http://schemas.microsoft.com/office/drawing/2016/5/11/chartex" xmlns:cx6="http://schemas.microsoft.com/office/drawing/2016/5/12/chartex" xmlns:cx7="http://schemas.microsoft.com/office/drawing/2016/5/13/chartex" xmlns:cx8="http://schemas.microsoft.com/office/drawing/2016/5/14/chartex" xmlns:mc="http://schemas.openxmlformats.org/markup-compatibility/2006" xmlns:aink="http://schemas.microsoft.com/office/drawing/2016/ink" xmlns:am3d="http://schemas.microsoft.com/office/drawing/2017/model3d" xmlns:o="urn:schemas-microsoft-com:office:office" xmlns:oel="http://schemas.microsoft.com/office/2019/extlst" xmlns:r="http://schemas.openxmlformats.org/officeDocument/2006/relationships" xmlns:m="http://schemas.openxmlformats.org/officeDocument/2006/math" xmlns:v="urn:schemas-microsoft-com:vml" xmlns:wp14="http://schemas.microsoft.com/office/word/2010/wordprocessingDrawing" xmlns:wp="http://schemas.openxmlformats.org/drawingml/2006/wordprocessingDrawing" xmlns:w10="urn:schemas-microsoft-com:office:word" xmlns:w="http://schemas.openxmlformats.org/wordprocessingml/2006/main" xmlns:w14="http://schemas.microsoft.com/office/word/2010/wordml" xmlns:w15="http://schemas.microsoft.com/office/word/2012/wordml" xmlns:w16cex="http://schemas.microsoft.com/office/word/2018/wordml/cex" xmlns:w16cid="http://schemas.microsoft.com/office/word/2016/wordml/cid" xmlns:w16="http://schemas.microsoft.com/office/word/2018/wordml" xmlns:w16sdtdh="http://schemas.microsoft.com/office/word/2020/wordml/sdtdatahash" xmlns:w16se="http://schemas.microsoft.com/office/word/2015/wordml/symex" xmlns:wpg="http://schemas.microsoft.com/office/word/2010/wordprocessingGroup" xmlns:wpi="http://schemas.microsoft.com/office/word/2010/wordprocessingInk" xmlns:wne="http://schemas.microsoft.com/office/word/2006/wordml" xmlns:wps="http://schemas.microsoft.com/office/word/2010/wordprocessingShape" mc:Ignorable="w14 w15 w16se w16cid w16 w16cex w16sdtdh wp14">
   <w:sdt>
     <w:sdtPr>
       <w:id w:val="-53775636"/>
@@ -1329,7 +2791,7 @@
 </file>
 
 <file path=word/footnotes.xml><?xml version="1.0" encoding="utf-8"?>
-<w:footnotes xmlns:wpc="http://schemas.microsoft.com/office/word/2010/wordprocessingCanvas" xmlns:cx="http://schemas.microsoft.com/office/drawing/2014/chartex" xmlns:cx1="http://schemas.microsoft.com/office/drawing/2015/9/8/chartex" xmlns:cx2="http://schemas.microsoft.com/office/drawing/2015/10/21/chartex" xmlns:cx3="http://schemas.microsoft.com/office/drawing/2016/5/9/chartex" xmlns:cx4="http://schemas.microsoft.com/office/drawing/2016/5/10/chartex" xmlns:cx5="http://schemas.microsoft.com/office/drawing/2016/5/11/chartex" xmlns:cx6="http://schemas.microsoft.com/office/drawing/2016/5/12/chartex" xmlns:cx7="http://schemas.microsoft.com/office/drawing/2016/5/13/chartex" xmlns:cx8="http://schemas.microsoft.com/office/drawing/2016/5/14/chartex" xmlns:mc="http://schemas.openxmlformats.org/markup-compatibility/2006" xmlns:aink="http://schemas.microsoft.com/office/drawing/2016/ink" xmlns:am3d="http://schemas.microsoft.com/office/drawing/2017/model3d" xmlns:o="urn:schemas-microsoft-com:office:office" xmlns:oel="http://schemas.microsoft.com/office/2019/extlst" xmlns:r="http://schemas.openxmlformats.org/officeDocument/2006/relationships" xmlns:m="http://schemas.openxmlformats.org/officeDocument/2006/math" xmlns:v="urn:schemas-microsoft-com:vml" xmlns:wp14="http://schemas.microsoft.com/office/word/2010/wordprocessingDrawing" xmlns:wp="http://schemas.openxmlformats.org/drawingml/2006/wordprocessingDrawing" xmlns:w10="urn:schemas-microsoft-com:office:word" xmlns:w="http://schemas.openxmlformats.org/wordprocessingml/2006/main" xmlns:w14="http://schemas.microsoft.com/office/word/2010/wordml" xmlns:w15="http://schemas.microsoft.com/office/word/2012/wordml" xmlns:w16cex="http://schemas.microsoft.com/office/word/2018/wordml/cex" xmlns:w16cid="http://schemas.microsoft.com/office/word/2016/wordml/cid" xmlns:w16="http://schemas.microsoft.com/office/word/2018/wordml" xmlns:w16du="http://schemas.microsoft.com/office/word/2023/wordml/word16du" xmlns:w16sdtdh="http://schemas.microsoft.com/office/word/2020/wordml/sdtdatahash" xmlns:w16sdtfl="http://schemas.microsoft.com/office/word/2024/wordml/sdtformatlock" xmlns:w16se="http://schemas.microsoft.com/office/word/2015/wordml/symex" xmlns:wpg="http://schemas.microsoft.com/office/word/2010/wordprocessingGroup" xmlns:wpi="http://schemas.microsoft.com/office/word/2010/wordprocessingInk" xmlns:wne="http://schemas.microsoft.com/office/word/2006/wordml" xmlns:wps="http://schemas.microsoft.com/office/word/2010/wordprocessingShape" mc:Ignorable="w14 w15 w16se w16cid w16 w16cex w16sdtdh w16sdtfl w16du wp14">
+<w:footnotes xmlns:wpc="http://schemas.microsoft.com/office/word/2010/wordprocessingCanvas" xmlns:cx="http://schemas.microsoft.com/office/drawing/2014/chartex" xmlns:cx1="http://schemas.microsoft.com/office/drawing/2015/9/8/chartex" xmlns:cx2="http://schemas.microsoft.com/office/drawing/2015/10/21/chartex" xmlns:cx3="http://schemas.microsoft.com/office/drawing/2016/5/9/chartex" xmlns:cx4="http://schemas.microsoft.com/office/drawing/2016/5/10/chartex" xmlns:cx5="http://schemas.microsoft.com/office/drawing/2016/5/11/chartex" xmlns:cx6="http://schemas.microsoft.com/office/drawing/2016/5/12/chartex" xmlns:cx7="http://schemas.microsoft.com/office/drawing/2016/5/13/chartex" xmlns:cx8="http://schemas.microsoft.com/office/drawing/2016/5/14/chartex" xmlns:mc="http://schemas.openxmlformats.org/markup-compatibility/2006" xmlns:aink="http://schemas.microsoft.com/office/drawing/2016/ink" xmlns:am3d="http://schemas.microsoft.com/office/drawing/2017/model3d" xmlns:o="urn:schemas-microsoft-com:office:office" xmlns:oel="http://schemas.microsoft.com/office/2019/extlst" xmlns:r="http://schemas.openxmlformats.org/officeDocument/2006/relationships" xmlns:m="http://schemas.openxmlformats.org/officeDocument/2006/math" xmlns:v="urn:schemas-microsoft-com:vml" xmlns:wp14="http://schemas.microsoft.com/office/word/2010/wordprocessingDrawing" xmlns:wp="http://schemas.openxmlformats.org/drawingml/2006/wordprocessingDrawing" xmlns:w10="urn:schemas-microsoft-com:office:word" xmlns:w="http://schemas.openxmlformats.org/wordprocessingml/2006/main" xmlns:w14="http://schemas.microsoft.com/office/word/2010/wordml" xmlns:w15="http://schemas.microsoft.com/office/word/2012/wordml" xmlns:w16cex="http://schemas.microsoft.com/office/word/2018/wordml/cex" xmlns:w16cid="http://schemas.microsoft.com/office/word/2016/wordml/cid" xmlns:w16="http://schemas.microsoft.com/office/word/2018/wordml" xmlns:w16sdtdh="http://schemas.microsoft.com/office/word/2020/wordml/sdtdatahash" xmlns:w16se="http://schemas.microsoft.com/office/word/2015/wordml/symex" xmlns:wpg="http://schemas.microsoft.com/office/word/2010/wordprocessingGroup" xmlns:wpi="http://schemas.microsoft.com/office/word/2010/wordprocessingInk" xmlns:wne="http://schemas.microsoft.com/office/word/2006/wordml" xmlns:wps="http://schemas.microsoft.com/office/word/2010/wordprocessingShape" mc:Ignorable="w14 w15 w16se w16cid w16 w16cex w16sdtdh wp14">
   <w:footnote w:type="separator" w:id="-1">
     <w:p>
       <w:pPr>
@@ -1354,12 +2816,125 @@
 </file>
 
 <file path=word/numbering.xml><?xml version="1.0" encoding="utf-8"?>
-<w:numbering xmlns:wpc="http://schemas.microsoft.com/office/word/2010/wordprocessingCanvas" xmlns:cx="http://schemas.microsoft.com/office/drawing/2014/chartex" xmlns:cx1="http://schemas.microsoft.com/office/drawing/2015/9/8/chartex" xmlns:cx2="http://schemas.microsoft.com/office/drawing/2015/10/21/chartex" xmlns:cx3="http://schemas.microsoft.com/office/drawing/2016/5/9/chartex" xmlns:cx4="http://schemas.microsoft.com/office/drawing/2016/5/10/chartex" xmlns:cx5="http://schemas.microsoft.com/office/drawing/2016/5/11/chartex" xmlns:cx6="http://schemas.microsoft.com/office/drawing/2016/5/12/chartex" xmlns:cx7="http://schemas.microsoft.com/office/drawing/2016/5/13/chartex" xmlns:cx8="http://schemas.microsoft.com/office/drawing/2016/5/14/chartex" xmlns:mc="http://schemas.openxmlformats.org/markup-compatibility/2006" xmlns:aink="http://schemas.microsoft.com/office/drawing/2016/ink" xmlns:am3d="http://schemas.microsoft.com/office/drawing/2017/model3d" xmlns:o="urn:schemas-microsoft-com:office:office" xmlns:oel="http://schemas.microsoft.com/office/2019/extlst" xmlns:r="http://schemas.openxmlformats.org/officeDocument/2006/relationships" xmlns:m="http://schemas.openxmlformats.org/officeDocument/2006/math" xmlns:v="urn:schemas-microsoft-com:vml" xmlns:wp14="http://schemas.microsoft.com/office/word/2010/wordprocessingDrawing" xmlns:wp="http://schemas.openxmlformats.org/drawingml/2006/wordprocessingDrawing" xmlns:w10="urn:schemas-microsoft-com:office:word" xmlns:w="http://schemas.openxmlformats.org/wordprocessingml/2006/main" xmlns:w14="http://schemas.microsoft.com/office/word/2010/wordml" xmlns:w15="http://schemas.microsoft.com/office/word/2012/wordml" xmlns:w16cex="http://schemas.microsoft.com/office/word/2018/wordml/cex" xmlns:w16cid="http://schemas.microsoft.com/office/word/2016/wordml/cid" xmlns:w16="http://schemas.microsoft.com/office/word/2018/wordml" xmlns:w16du="http://schemas.microsoft.com/office/word/2023/wordml/word16du" xmlns:w16sdtdh="http://schemas.microsoft.com/office/word/2020/wordml/sdtdatahash" xmlns:w16sdtfl="http://schemas.microsoft.com/office/word/2024/wordml/sdtformatlock" xmlns:w16se="http://schemas.microsoft.com/office/word/2015/wordml/symex" xmlns:wpg="http://schemas.microsoft.com/office/word/2010/wordprocessingGroup" xmlns:wpi="http://schemas.microsoft.com/office/word/2010/wordprocessingInk" xmlns:wne="http://schemas.microsoft.com/office/word/2006/wordml" xmlns:wps="http://schemas.microsoft.com/office/word/2010/wordprocessingShape" mc:Ignorable="w14 w15 w16se w16cid w16 w16cex w16sdtdh w16sdtfl w16du wp14">
+<w:numbering xmlns:wpc="http://schemas.microsoft.com/office/word/2010/wordprocessingCanvas" xmlns:cx="http://schemas.microsoft.com/office/drawing/2014/chartex" xmlns:cx1="http://schemas.microsoft.com/office/drawing/2015/9/8/chartex" xmlns:cx2="http://schemas.microsoft.com/office/drawing/2015/10/21/chartex" xmlns:cx3="http://schemas.microsoft.com/office/drawing/2016/5/9/chartex" xmlns:cx4="http://schemas.microsoft.com/office/drawing/2016/5/10/chartex" xmlns:cx5="http://schemas.microsoft.com/office/drawing/2016/5/11/chartex" xmlns:cx6="http://schemas.microsoft.com/office/drawing/2016/5/12/chartex" xmlns:cx7="http://schemas.microsoft.com/office/drawing/2016/5/13/chartex" xmlns:cx8="http://schemas.microsoft.com/office/drawing/2016/5/14/chartex" xmlns:mc="http://schemas.openxmlformats.org/markup-compatibility/2006" xmlns:aink="http://schemas.microsoft.com/office/drawing/2016/ink" xmlns:am3d="http://schemas.microsoft.com/office/drawing/2017/model3d" xmlns:o="urn:schemas-microsoft-com:office:office" xmlns:oel="http://schemas.microsoft.com/office/2019/extlst" xmlns:r="http://schemas.openxmlformats.org/officeDocument/2006/relationships" xmlns:m="http://schemas.openxmlformats.org/officeDocument/2006/math" xmlns:v="urn:schemas-microsoft-com:vml" xmlns:wp14="http://schemas.microsoft.com/office/word/2010/wordprocessingDrawing" xmlns:wp="http://schemas.openxmlformats.org/drawingml/2006/wordprocessingDrawing" xmlns:w10="urn:schemas-microsoft-com:office:word" xmlns:w="http://schemas.openxmlformats.org/wordprocessingml/2006/main" xmlns:w14="http://schemas.microsoft.com/office/word/2010/wordml" xmlns:w15="http://schemas.microsoft.com/office/word/2012/wordml" xmlns:w16cex="http://schemas.microsoft.com/office/word/2018/wordml/cex" xmlns:w16cid="http://schemas.microsoft.com/office/word/2016/wordml/cid" xmlns:w16="http://schemas.microsoft.com/office/word/2018/wordml" xmlns:w16sdtdh="http://schemas.microsoft.com/office/word/2020/wordml/sdtdatahash" xmlns:w16se="http://schemas.microsoft.com/office/word/2015/wordml/symex" xmlns:wpg="http://schemas.microsoft.com/office/word/2010/wordprocessingGroup" xmlns:wpi="http://schemas.microsoft.com/office/word/2010/wordprocessingInk" xmlns:wne="http://schemas.microsoft.com/office/word/2006/wordml" xmlns:wps="http://schemas.microsoft.com/office/word/2010/wordprocessingShape" mc:Ignorable="w14 w15 w16se w16cid w16 w16cex w16sdtdh wp14">
   <w:abstractNum w:abstractNumId="0" w15:restartNumberingAfterBreak="0">
+    <w:nsid w:val="1AF024EE"/>
+    <w:multiLevelType w:val="multilevel"/>
+    <w:tmpl w:val="FDAA252A"/>
+    <w:lvl w:ilvl="0">
+      <w:start w:val="2"/>
+      <w:numFmt w:val="decimal"/>
+      <w:lvlText w:val="%1"/>
+      <w:lvlJc w:val="left"/>
+      <w:pPr>
+        <w:ind w:left="480" w:hanging="480"/>
+      </w:pPr>
+      <w:rPr>
+        <w:rFonts w:hint="default"/>
+      </w:rPr>
+    </w:lvl>
+    <w:lvl w:ilvl="1">
+      <w:start w:val="2"/>
+      <w:numFmt w:val="decimal"/>
+      <w:lvlText w:val="%1.%2"/>
+      <w:lvlJc w:val="left"/>
+      <w:pPr>
+        <w:ind w:left="480" w:hanging="480"/>
+      </w:pPr>
+      <w:rPr>
+        <w:rFonts w:hint="default"/>
+      </w:rPr>
+    </w:lvl>
+    <w:lvl w:ilvl="2">
+      <w:start w:val="2"/>
+      <w:numFmt w:val="decimal"/>
+      <w:lvlText w:val="%1.%2.%3"/>
+      <w:lvlJc w:val="left"/>
+      <w:pPr>
+        <w:ind w:left="720" w:hanging="720"/>
+      </w:pPr>
+      <w:rPr>
+        <w:rFonts w:hint="default"/>
+      </w:rPr>
+    </w:lvl>
+    <w:lvl w:ilvl="3">
+      <w:start w:val="1"/>
+      <w:numFmt w:val="decimal"/>
+      <w:lvlText w:val="%1.%2.%3.%4"/>
+      <w:lvlJc w:val="left"/>
+      <w:pPr>
+        <w:ind w:left="720" w:hanging="720"/>
+      </w:pPr>
+      <w:rPr>
+        <w:rFonts w:hint="default"/>
+      </w:rPr>
+    </w:lvl>
+    <w:lvl w:ilvl="4">
+      <w:start w:val="1"/>
+      <w:numFmt w:val="decimal"/>
+      <w:lvlText w:val="%1.%2.%3.%4.%5"/>
+      <w:lvlJc w:val="left"/>
+      <w:pPr>
+        <w:ind w:left="1080" w:hanging="1080"/>
+      </w:pPr>
+      <w:rPr>
+        <w:rFonts w:hint="default"/>
+      </w:rPr>
+    </w:lvl>
+    <w:lvl w:ilvl="5">
+      <w:start w:val="1"/>
+      <w:numFmt w:val="decimal"/>
+      <w:lvlText w:val="%1.%2.%3.%4.%5.%6"/>
+      <w:lvlJc w:val="left"/>
+      <w:pPr>
+        <w:ind w:left="1080" w:hanging="1080"/>
+      </w:pPr>
+      <w:rPr>
+        <w:rFonts w:hint="default"/>
+      </w:rPr>
+    </w:lvl>
+    <w:lvl w:ilvl="6">
+      <w:start w:val="1"/>
+      <w:numFmt w:val="decimal"/>
+      <w:lvlText w:val="%1.%2.%3.%4.%5.%6.%7"/>
+      <w:lvlJc w:val="left"/>
+      <w:pPr>
+        <w:ind w:left="1440" w:hanging="1440"/>
+      </w:pPr>
+      <w:rPr>
+        <w:rFonts w:hint="default"/>
+      </w:rPr>
+    </w:lvl>
+    <w:lvl w:ilvl="7">
+      <w:start w:val="1"/>
+      <w:numFmt w:val="decimal"/>
+      <w:lvlText w:val="%1.%2.%3.%4.%5.%6.%7.%8"/>
+      <w:lvlJc w:val="left"/>
+      <w:pPr>
+        <w:ind w:left="1440" w:hanging="1440"/>
+      </w:pPr>
+      <w:rPr>
+        <w:rFonts w:hint="default"/>
+      </w:rPr>
+    </w:lvl>
+    <w:lvl w:ilvl="8">
+      <w:start w:val="1"/>
+      <w:numFmt w:val="decimal"/>
+      <w:lvlText w:val="%1.%2.%3.%4.%5.%6.%7.%8.%9"/>
+      <w:lvlJc w:val="left"/>
+      <w:pPr>
+        <w:ind w:left="1800" w:hanging="1800"/>
+      </w:pPr>
+      <w:rPr>
+        <w:rFonts w:hint="default"/>
+      </w:rPr>
+    </w:lvl>
+  </w:abstractNum>
+  <w:abstractNum w:abstractNumId="1" w15:restartNumberingAfterBreak="0">
     <w:nsid w:val="483F6021"/>
-    <w:multiLevelType w:val="hybridMultilevel"/>
-    <w:tmpl w:val="0A20ADFE"/>
-    <w:lvl w:ilvl="0" w:tplc="0809000F">
+    <w:multiLevelType w:val="multilevel"/>
+    <w:tmpl w:val="CE089CA0"/>
+    <w:lvl w:ilvl="0">
       <w:start w:val="1"/>
       <w:numFmt w:val="decimal"/>
       <w:lvlText w:val="%1."/>
@@ -1368,87 +2943,238 @@
         <w:ind w:left="720" w:hanging="360"/>
       </w:pPr>
     </w:lvl>
-    <w:lvl w:ilvl="1" w:tplc="08090019" w:tentative="1">
-      <w:start w:val="1"/>
-      <w:numFmt w:val="lowerLetter"/>
-      <w:lvlText w:val="%2."/>
+    <w:lvl w:ilvl="1">
+      <w:start w:val="2"/>
+      <w:numFmt w:val="decimal"/>
+      <w:isLgl/>
+      <w:lvlText w:val="%1.%2"/>
       <w:lvlJc w:val="left"/>
       <w:pPr>
-        <w:ind w:left="1440" w:hanging="360"/>
-      </w:pPr>
+        <w:ind w:left="840" w:hanging="480"/>
+      </w:pPr>
+      <w:rPr>
+        <w:rFonts w:hint="default"/>
+      </w:rPr>
     </w:lvl>
-    <w:lvl w:ilvl="2" w:tplc="0809001B" w:tentative="1">
-      <w:start w:val="1"/>
-      <w:numFmt w:val="lowerRoman"/>
-      <w:lvlText w:val="%3."/>
-      <w:lvlJc w:val="right"/>
-      <w:pPr>
-        <w:ind w:left="2160" w:hanging="180"/>
-      </w:pPr>
-    </w:lvl>
-    <w:lvl w:ilvl="3" w:tplc="0809000F" w:tentative="1">
+    <w:lvl w:ilvl="2">
       <w:start w:val="1"/>
       <w:numFmt w:val="decimal"/>
-      <w:lvlText w:val="%4."/>
+      <w:isLgl/>
+      <w:lvlText w:val="%1.%2.%3"/>
       <w:lvlJc w:val="left"/>
       <w:pPr>
-        <w:ind w:left="2880" w:hanging="360"/>
-      </w:pPr>
+        <w:ind w:left="1080" w:hanging="720"/>
+      </w:pPr>
+      <w:rPr>
+        <w:rFonts w:hint="default"/>
+      </w:rPr>
     </w:lvl>
-    <w:lvl w:ilvl="4" w:tplc="08090019" w:tentative="1">
-      <w:start w:val="1"/>
-      <w:numFmt w:val="lowerLetter"/>
-      <w:lvlText w:val="%5."/>
-      <w:lvlJc w:val="left"/>
-      <w:pPr>
-        <w:ind w:left="3600" w:hanging="360"/>
-      </w:pPr>
-    </w:lvl>
-    <w:lvl w:ilvl="5" w:tplc="0809001B" w:tentative="1">
-      <w:start w:val="1"/>
-      <w:numFmt w:val="lowerRoman"/>
-      <w:lvlText w:val="%6."/>
-      <w:lvlJc w:val="right"/>
-      <w:pPr>
-        <w:ind w:left="4320" w:hanging="180"/>
-      </w:pPr>
-    </w:lvl>
-    <w:lvl w:ilvl="6" w:tplc="0809000F" w:tentative="1">
+    <w:lvl w:ilvl="3">
       <w:start w:val="1"/>
       <w:numFmt w:val="decimal"/>
-      <w:lvlText w:val="%7."/>
+      <w:isLgl/>
+      <w:lvlText w:val="%1.%2.%3.%4"/>
       <w:lvlJc w:val="left"/>
       <w:pPr>
-        <w:ind w:left="5040" w:hanging="360"/>
-      </w:pPr>
+        <w:ind w:left="1080" w:hanging="720"/>
+      </w:pPr>
+      <w:rPr>
+        <w:rFonts w:hint="default"/>
+      </w:rPr>
     </w:lvl>
-    <w:lvl w:ilvl="7" w:tplc="08090019" w:tentative="1">
+    <w:lvl w:ilvl="4">
       <w:start w:val="1"/>
-      <w:numFmt w:val="lowerLetter"/>
-      <w:lvlText w:val="%8."/>
+      <w:numFmt w:val="decimal"/>
+      <w:isLgl/>
+      <w:lvlText w:val="%1.%2.%3.%4.%5"/>
       <w:lvlJc w:val="left"/>
       <w:pPr>
-        <w:ind w:left="5760" w:hanging="360"/>
-      </w:pPr>
+        <w:ind w:left="1440" w:hanging="1080"/>
+      </w:pPr>
+      <w:rPr>
+        <w:rFonts w:hint="default"/>
+      </w:rPr>
     </w:lvl>
-    <w:lvl w:ilvl="8" w:tplc="0809001B" w:tentative="1">
+    <w:lvl w:ilvl="5">
       <w:start w:val="1"/>
-      <w:numFmt w:val="lowerRoman"/>
-      <w:lvlText w:val="%9."/>
-      <w:lvlJc w:val="right"/>
-      <w:pPr>
-        <w:ind w:left="6480" w:hanging="180"/>
-      </w:pPr>
+      <w:numFmt w:val="decimal"/>
+      <w:isLgl/>
+      <w:lvlText w:val="%1.%2.%3.%4.%5.%6"/>
+      <w:lvlJc w:val="left"/>
+      <w:pPr>
+        <w:ind w:left="1440" w:hanging="1080"/>
+      </w:pPr>
+      <w:rPr>
+        <w:rFonts w:hint="default"/>
+      </w:rPr>
+    </w:lvl>
+    <w:lvl w:ilvl="6">
+      <w:start w:val="1"/>
+      <w:numFmt w:val="decimal"/>
+      <w:isLgl/>
+      <w:lvlText w:val="%1.%2.%3.%4.%5.%6.%7"/>
+      <w:lvlJc w:val="left"/>
+      <w:pPr>
+        <w:ind w:left="1800" w:hanging="1440"/>
+      </w:pPr>
+      <w:rPr>
+        <w:rFonts w:hint="default"/>
+      </w:rPr>
+    </w:lvl>
+    <w:lvl w:ilvl="7">
+      <w:start w:val="1"/>
+      <w:numFmt w:val="decimal"/>
+      <w:isLgl/>
+      <w:lvlText w:val="%1.%2.%3.%4.%5.%6.%7.%8"/>
+      <w:lvlJc w:val="left"/>
+      <w:pPr>
+        <w:ind w:left="1800" w:hanging="1440"/>
+      </w:pPr>
+      <w:rPr>
+        <w:rFonts w:hint="default"/>
+      </w:rPr>
+    </w:lvl>
+    <w:lvl w:ilvl="8">
+      <w:start w:val="1"/>
+      <w:numFmt w:val="decimal"/>
+      <w:isLgl/>
+      <w:lvlText w:val="%1.%2.%3.%4.%5.%6.%7.%8.%9"/>
+      <w:lvlJc w:val="left"/>
+      <w:pPr>
+        <w:ind w:left="2160" w:hanging="1800"/>
+      </w:pPr>
+      <w:rPr>
+        <w:rFonts w:hint="default"/>
+      </w:rPr>
+    </w:lvl>
+  </w:abstractNum>
+  <w:abstractNum w:abstractNumId="2" w15:restartNumberingAfterBreak="0">
+    <w:nsid w:val="60462AB5"/>
+    <w:multiLevelType w:val="multilevel"/>
+    <w:tmpl w:val="427C0854"/>
+    <w:lvl w:ilvl="0">
+      <w:start w:val="2"/>
+      <w:numFmt w:val="decimal"/>
+      <w:lvlText w:val="%1"/>
+      <w:lvlJc w:val="left"/>
+      <w:pPr>
+        <w:ind w:left="480" w:hanging="480"/>
+      </w:pPr>
+      <w:rPr>
+        <w:rFonts w:hint="default"/>
+      </w:rPr>
+    </w:lvl>
+    <w:lvl w:ilvl="1">
+      <w:start w:val="3"/>
+      <w:numFmt w:val="decimal"/>
+      <w:lvlText w:val="%1.%2"/>
+      <w:lvlJc w:val="left"/>
+      <w:pPr>
+        <w:ind w:left="480" w:hanging="480"/>
+      </w:pPr>
+      <w:rPr>
+        <w:rFonts w:hint="default"/>
+      </w:rPr>
+    </w:lvl>
+    <w:lvl w:ilvl="2">
+      <w:start w:val="1"/>
+      <w:numFmt w:val="decimal"/>
+      <w:lvlText w:val="%1.%2.%3"/>
+      <w:lvlJc w:val="left"/>
+      <w:pPr>
+        <w:ind w:left="720" w:hanging="720"/>
+      </w:pPr>
+      <w:rPr>
+        <w:rFonts w:hint="default"/>
+      </w:rPr>
+    </w:lvl>
+    <w:lvl w:ilvl="3">
+      <w:start w:val="1"/>
+      <w:numFmt w:val="decimal"/>
+      <w:lvlText w:val="%1.%2.%3.%4"/>
+      <w:lvlJc w:val="left"/>
+      <w:pPr>
+        <w:ind w:left="720" w:hanging="720"/>
+      </w:pPr>
+      <w:rPr>
+        <w:rFonts w:hint="default"/>
+      </w:rPr>
+    </w:lvl>
+    <w:lvl w:ilvl="4">
+      <w:start w:val="1"/>
+      <w:numFmt w:val="decimal"/>
+      <w:lvlText w:val="%1.%2.%3.%4.%5"/>
+      <w:lvlJc w:val="left"/>
+      <w:pPr>
+        <w:ind w:left="1080" w:hanging="1080"/>
+      </w:pPr>
+      <w:rPr>
+        <w:rFonts w:hint="default"/>
+      </w:rPr>
+    </w:lvl>
+    <w:lvl w:ilvl="5">
+      <w:start w:val="1"/>
+      <w:numFmt w:val="decimal"/>
+      <w:lvlText w:val="%1.%2.%3.%4.%5.%6"/>
+      <w:lvlJc w:val="left"/>
+      <w:pPr>
+        <w:ind w:left="1080" w:hanging="1080"/>
+      </w:pPr>
+      <w:rPr>
+        <w:rFonts w:hint="default"/>
+      </w:rPr>
+    </w:lvl>
+    <w:lvl w:ilvl="6">
+      <w:start w:val="1"/>
+      <w:numFmt w:val="decimal"/>
+      <w:lvlText w:val="%1.%2.%3.%4.%5.%6.%7"/>
+      <w:lvlJc w:val="left"/>
+      <w:pPr>
+        <w:ind w:left="1440" w:hanging="1440"/>
+      </w:pPr>
+      <w:rPr>
+        <w:rFonts w:hint="default"/>
+      </w:rPr>
+    </w:lvl>
+    <w:lvl w:ilvl="7">
+      <w:start w:val="1"/>
+      <w:numFmt w:val="decimal"/>
+      <w:lvlText w:val="%1.%2.%3.%4.%5.%6.%7.%8"/>
+      <w:lvlJc w:val="left"/>
+      <w:pPr>
+        <w:ind w:left="1440" w:hanging="1440"/>
+      </w:pPr>
+      <w:rPr>
+        <w:rFonts w:hint="default"/>
+      </w:rPr>
+    </w:lvl>
+    <w:lvl w:ilvl="8">
+      <w:start w:val="1"/>
+      <w:numFmt w:val="decimal"/>
+      <w:lvlText w:val="%1.%2.%3.%4.%5.%6.%7.%8.%9"/>
+      <w:lvlJc w:val="left"/>
+      <w:pPr>
+        <w:ind w:left="1800" w:hanging="1800"/>
+      </w:pPr>
+      <w:rPr>
+        <w:rFonts w:hint="default"/>
+      </w:rPr>
     </w:lvl>
   </w:abstractNum>
   <w:num w:numId="1" w16cid:durableId="2045015159">
+    <w:abstractNumId w:val="1"/>
+  </w:num>
+  <w:num w:numId="2" w16cid:durableId="318270961">
     <w:abstractNumId w:val="0"/>
+  </w:num>
+  <w:num w:numId="3" w16cid:durableId="1767537204">
+    <w:abstractNumId w:val="2"/>
   </w:num>
 </w:numbering>
 </file>
 
 <file path=word/styles.xml><?xml version="1.0" encoding="utf-8"?>
-<w:styles xmlns:mc="http://schemas.openxmlformats.org/markup-compatibility/2006" xmlns:r="http://schemas.openxmlformats.org/officeDocument/2006/relationships" xmlns:w="http://schemas.openxmlformats.org/wordprocessingml/2006/main" xmlns:w14="http://schemas.microsoft.com/office/word/2010/wordml" xmlns:w15="http://schemas.microsoft.com/office/word/2012/wordml" xmlns:w16cex="http://schemas.microsoft.com/office/word/2018/wordml/cex" xmlns:w16cid="http://schemas.microsoft.com/office/word/2016/wordml/cid" xmlns:w16="http://schemas.microsoft.com/office/word/2018/wordml" xmlns:w16du="http://schemas.microsoft.com/office/word/2023/wordml/word16du" xmlns:w16sdtdh="http://schemas.microsoft.com/office/word/2020/wordml/sdtdatahash" xmlns:w16sdtfl="http://schemas.microsoft.com/office/word/2024/wordml/sdtformatlock" xmlns:w16se="http://schemas.microsoft.com/office/word/2015/wordml/symex" mc:Ignorable="w14 w15 w16se w16cid w16 w16cex w16sdtdh w16sdtfl w16du">
+<w:styles xmlns:mc="http://schemas.openxmlformats.org/markup-compatibility/2006" xmlns:r="http://schemas.openxmlformats.org/officeDocument/2006/relationships" xmlns:w="http://schemas.openxmlformats.org/wordprocessingml/2006/main" xmlns:w14="http://schemas.microsoft.com/office/word/2010/wordml" xmlns:w15="http://schemas.microsoft.com/office/word/2012/wordml" xmlns:w16cex="http://schemas.microsoft.com/office/word/2018/wordml/cex" xmlns:w16cid="http://schemas.microsoft.com/office/word/2016/wordml/cid" xmlns:w16="http://schemas.microsoft.com/office/word/2018/wordml" xmlns:w16sdtdh="http://schemas.microsoft.com/office/word/2020/wordml/sdtdatahash" xmlns:w16se="http://schemas.microsoft.com/office/word/2015/wordml/symex" mc:Ignorable="w14 w15 w16se w16cid w16 w16cex w16sdtdh">
   <w:docDefaults>
     <w:rPrDefault>
       <w:rPr>
